--- a/Operator_Guides/00_Tenant_and_Common_Concepts_Guide.docx
+++ b/Operator_Guides/00_Tenant_and_Common_Concepts_Guide.docx
@@ -155,7 +155,7 @@
                 <w:color w:val="202020"/>
                 <w:sz w:val="20"/>
               </w:rPr>
-              <w:t>1.0</w:t>
+              <w:t>1.1</w:t>
             </w:r>
           </w:p>
         </w:tc>
@@ -187,7 +187,7 @@
                 <w:color w:val="202020"/>
                 <w:sz w:val="20"/>
               </w:rPr>
-              <w:t>18 July 2026</w:t>
+              <w:t>18 July 2026 (bank-grade hardening release)</w:t>
             </w:r>
           </w:p>
         </w:tc>
@@ -18650,7 +18650,52 @@
           <w:color w:val="202020"/>
           <w:sz w:val="20"/>
         </w:rPr>
-        <w:t>Lets Copilot/search admins audit and gate on sensitivity; a detection can only raise the label, never lower the per-object floor.</w:t>
+        <w:t xml:space="preserve">It is an </w:t>
+      </w:r>
+      <w:r>
+        <w:rPr>
+          <w:b/>
+          <w:color w:val="202020"/>
+          <w:sz w:val="20"/>
+        </w:rPr>
+        <w:t>advisory</w:t>
+      </w:r>
+      <w:r>
+        <w:rPr>
+          <w:color w:val="202020"/>
+          <w:sz w:val="20"/>
+        </w:rPr>
+        <w:t xml:space="preserve"> connector tag (searchable/reportable metadata) — Purview-aligned in naming only, </w:t>
+      </w:r>
+      <w:r>
+        <w:rPr>
+          <w:b/>
+          <w:color w:val="202020"/>
+          <w:sz w:val="20"/>
+        </w:rPr>
+        <w:t>not</w:t>
+      </w:r>
+      <w:r>
+        <w:rPr>
+          <w:color w:val="202020"/>
+          <w:sz w:val="20"/>
+        </w:rPr>
+        <w:t xml:space="preserve"> a Microsoft Purview-enforced label, so it does not restrict access by itself; a detection can only raise the label, never lower the per-object floor, and real access enforcement needs </w:t>
+      </w:r>
+      <w:r>
+        <w:rPr>
+          <w:rFonts w:ascii="Consolas" w:hAnsi="Consolas"/>
+          <w:color w:val="202020"/>
+          <w:sz w:val="19"/>
+        </w:rPr>
+        <w:t>CLASSIFICATION_ENFORCE_ACL</w:t>
+      </w:r>
+      <w:r>
+        <w:rPr>
+          <w:color w:val="202020"/>
+          <w:sz w:val="20"/>
+        </w:rPr>
+        <w:t xml:space="preserve"> (section 14).</w:t>
       </w:r>
     </w:p>
     <w:p>
@@ -19242,10 +19287,18 @@
       </w:r>
       <w:r>
         <w:rPr>
+          <w:rFonts w:ascii="Consolas" w:hAnsi="Consolas"/>
+          <w:color w:val="202020"/>
+          <w:sz w:val="19"/>
+        </w:rPr>
+        <w:t>DEADLETTER_PAYLOAD_MODE=redacted</w:t>
+      </w:r>
+      <w:r>
+        <w:rPr>
           <w:color w:val="202020"/>
           <w:sz w:val="20"/>
         </w:rPr>
-        <w:t>DEADLETTER_PAYLOAD_MODE=redacted strips item values/content from dead-letter records, keeping ids/errors/ACLs/field names + sha256 hashes.</w:t>
+        <w:t xml:space="preserve"> (now the fleet-wide default) strips item values/content from dead-letter records, keeping ids/errors/ACLs/field names + sha256 hashes. An unrecognised value fails config load, naming the setting.</w:t>
       </w:r>
     </w:p>
     <w:p>
@@ -19266,8 +19319,2116 @@
           <w:color w:val="202020"/>
           <w:sz w:val="20"/>
         </w:rPr>
-        <w:t>Set it wherever source records contain sensitive data; retry-failed re-fetches from the source, so redaction costs nothing at retry time.</w:t>
-      </w:r>
+        <w:t xml:space="preserve">Set it wherever source records contain sensitive data; retry-failed re-fetches from the source, so redaction costs nothing at retry time. Only an explicit </w:t>
+      </w:r>
+      <w:r>
+        <w:rPr>
+          <w:rFonts w:ascii="Consolas" w:hAnsi="Consolas"/>
+          <w:color w:val="202020"/>
+          <w:sz w:val="19"/>
+        </w:rPr>
+        <w:t>full</w:t>
+      </w:r>
+      <w:r>
+        <w:rPr>
+          <w:color w:val="202020"/>
+          <w:sz w:val="20"/>
+        </w:rPr>
+        <w:t xml:space="preserve"> puts raw source values (PII/financial) on disk.</w:t>
+      </w:r>
+    </w:p>
+    <w:p>
+      <w:pPr>
+        <w:spacing w:after="20"/>
+        <w:keepNext/>
+      </w:pPr>
+      <w:r>
+        <w:rPr>
+          <w:b/>
+          <w:color w:val="1F3864"/>
+          <w:sz w:val="22"/>
+        </w:rPr>
+        <w:t>Entitlement freshness / re-ACL cadence</w:t>
+      </w:r>
+    </w:p>
+    <w:p>
+      <w:pPr>
+        <w:spacing w:after="20"/>
+        <w:ind w:left="240"/>
+      </w:pPr>
+      <w:r>
+        <w:rPr>
+          <w:b/>
+          <w:color w:val="595959"/>
+          <w:sz w:val="19"/>
+        </w:rPr>
+        <w:t xml:space="preserve">What it is  </w:t>
+      </w:r>
+      <w:r>
+        <w:rPr>
+          <w:color w:val="202020"/>
+          <w:sz w:val="20"/>
+        </w:rPr>
+        <w:t xml:space="preserve">How current an item's permissions are. </w:t>
+      </w:r>
+      <w:r>
+        <w:rPr>
+          <w:rFonts w:ascii="Consolas" w:hAnsi="Consolas"/>
+          <w:color w:val="202020"/>
+          <w:sz w:val="19"/>
+        </w:rPr>
+        <w:t>IDENTITY_SYNC_ON_INCREMENTAL</w:t>
+      </w:r>
+      <w:r>
+        <w:rPr>
+          <w:color w:val="202020"/>
+          <w:sz w:val="20"/>
+        </w:rPr>
+        <w:t xml:space="preserve"> (now default true) re-syncs entitlements on incremental crawls; the </w:t>
+      </w:r>
+      <w:r>
+        <w:rPr>
+          <w:b/>
+          <w:color w:val="202020"/>
+          <w:sz w:val="20"/>
+        </w:rPr>
+        <w:t>re-ACL cadence</w:t>
+      </w:r>
+      <w:r>
+        <w:rPr>
+          <w:color w:val="202020"/>
+          <w:sz w:val="20"/>
+        </w:rPr>
+        <w:t xml:space="preserve"> is how often an item whose content did not change has its ACL re-evaluated (full crawls, or the connector's re-ACL trigger such as </w:t>
+      </w:r>
+      <w:r>
+        <w:rPr>
+          <w:rFonts w:ascii="Consolas" w:hAnsi="Consolas"/>
+          <w:color w:val="202020"/>
+          <w:sz w:val="19"/>
+        </w:rPr>
+        <w:t>PERMISSION_REACL</w:t>
+      </w:r>
+      <w:r>
+        <w:rPr>
+          <w:color w:val="202020"/>
+          <w:sz w:val="20"/>
+        </w:rPr>
+        <w:t xml:space="preserve"> / the </w:t>
+      </w:r>
+      <w:r>
+        <w:rPr>
+          <w:rFonts w:ascii="Consolas" w:hAnsi="Consolas"/>
+          <w:color w:val="202020"/>
+          <w:sz w:val="19"/>
+        </w:rPr>
+        <w:t>reacl</w:t>
+      </w:r>
+      <w:r>
+        <w:rPr>
+          <w:color w:val="202020"/>
+          <w:sz w:val="20"/>
+        </w:rPr>
+        <w:t xml:space="preserve"> command).</w:t>
+      </w:r>
+    </w:p>
+    <w:p>
+      <w:pPr>
+        <w:spacing w:after="160"/>
+        <w:ind w:left="240"/>
+      </w:pPr>
+      <w:r>
+        <w:rPr>
+          <w:b/>
+          <w:color w:val="595959"/>
+          <w:sz w:val="19"/>
+        </w:rPr>
+        <w:t xml:space="preserve">Why it matters  </w:t>
+      </w:r>
+      <w:r>
+        <w:rPr>
+          <w:color w:val="202020"/>
+          <w:sz w:val="20"/>
+        </w:rPr>
+        <w:t xml:space="preserve">Permissions now refresh on the incremental cadence instead of only on full crawls — but it is still </w:t>
+      </w:r>
+      <w:r>
+        <w:rPr>
+          <w:b/>
+          <w:color w:val="202020"/>
+          <w:sz w:val="20"/>
+        </w:rPr>
+        <w:t>not real-time</w:t>
+      </w:r>
+      <w:r>
+        <w:rPr>
+          <w:color w:val="202020"/>
+          <w:sz w:val="20"/>
+        </w:rPr>
+        <w:t>, so a just-changed source permission is picked up on the next identity sync, not the instant it changes.</w:t>
+      </w:r>
+    </w:p>
+    <w:p>
+      <w:pPr>
+        <w:spacing w:after="20"/>
+        <w:keepNext/>
+      </w:pPr>
+      <w:r>
+        <w:rPr>
+          <w:b/>
+          <w:color w:val="1F3864"/>
+          <w:sz w:val="22"/>
+        </w:rPr>
+        <w:t>Owner-only state directory hardening</w:t>
+      </w:r>
+    </w:p>
+    <w:p>
+      <w:pPr>
+        <w:spacing w:after="20"/>
+        <w:ind w:left="240"/>
+      </w:pPr>
+      <w:r>
+        <w:rPr>
+          <w:b/>
+          <w:color w:val="595959"/>
+          <w:sz w:val="19"/>
+        </w:rPr>
+        <w:t xml:space="preserve">What it is  </w:t>
+      </w:r>
+      <w:r>
+        <w:rPr>
+          <w:color w:val="202020"/>
+          <w:sz w:val="20"/>
+        </w:rPr>
+        <w:t xml:space="preserve">At startup the connector creates its logs, state/data and dead-letter directories owner-only — POSIX </w:t>
+      </w:r>
+      <w:r>
+        <w:rPr>
+          <w:rFonts w:ascii="Consolas" w:hAnsi="Consolas"/>
+          <w:color w:val="202020"/>
+          <w:sz w:val="19"/>
+        </w:rPr>
+        <w:t>chmod 0700</w:t>
+      </w:r>
+      <w:r>
+        <w:rPr>
+          <w:color w:val="202020"/>
+          <w:sz w:val="20"/>
+        </w:rPr>
+        <w:t>, or a best-effort owner+Administrators ACL (inheritance reset) on Windows.</w:t>
+      </w:r>
+    </w:p>
+    <w:p>
+      <w:pPr>
+        <w:spacing w:after="160"/>
+        <w:ind w:left="240"/>
+      </w:pPr>
+      <w:r>
+        <w:rPr>
+          <w:b/>
+          <w:color w:val="595959"/>
+          <w:sz w:val="19"/>
+        </w:rPr>
+        <w:t xml:space="preserve">Why it matters  </w:t>
+      </w:r>
+      <w:r>
+        <w:rPr>
+          <w:color w:val="202020"/>
+          <w:sz w:val="20"/>
+        </w:rPr>
+        <w:t>On a shared host this stops other local accounts reading connector state; it is best-effort and never fatal (a failure logs a warning), and the env/secret files still need their own ACLs — they remain the trust root.</w:t>
+      </w:r>
+    </w:p>
+    <w:p>
+      <w:pPr>
+        <w:spacing w:after="20"/>
+        <w:keepNext/>
+      </w:pPr>
+      <w:r>
+        <w:rPr>
+          <w:b/>
+          <w:color w:val="1F3864"/>
+          <w:sz w:val="22"/>
+        </w:rPr>
+        <w:t>Classification enforcement (advisory tag → ACL)</w:t>
+      </w:r>
+    </w:p>
+    <w:p>
+      <w:pPr>
+        <w:spacing w:after="20"/>
+        <w:ind w:left="240"/>
+      </w:pPr>
+      <w:r>
+        <w:rPr>
+          <w:b/>
+          <w:color w:val="595959"/>
+          <w:sz w:val="19"/>
+        </w:rPr>
+        <w:t xml:space="preserve">What it is  </w:t>
+      </w:r>
+      <w:r>
+        <w:rPr>
+          <w:rFonts w:ascii="Consolas" w:hAnsi="Consolas"/>
+          <w:color w:val="202020"/>
+          <w:sz w:val="19"/>
+        </w:rPr>
+        <w:t>CLASSIFICATION_ENFORCE_ACL</w:t>
+      </w:r>
+      <w:r>
+        <w:rPr>
+          <w:color w:val="202020"/>
+          <w:sz w:val="20"/>
+        </w:rPr>
+        <w:t xml:space="preserve"> (default off, plus the connector's enforcement-group variable — the name differs per connector) is the one place the advisory </w:t>
+      </w:r>
+      <w:r>
+        <w:rPr>
+          <w:rFonts w:ascii="Consolas" w:hAnsi="Consolas"/>
+          <w:color w:val="202020"/>
+          <w:sz w:val="19"/>
+        </w:rPr>
+        <w:t>SensitivityLabel</w:t>
+      </w:r>
+      <w:r>
+        <w:rPr>
+          <w:color w:val="202020"/>
+          <w:sz w:val="20"/>
+        </w:rPr>
+        <w:t xml:space="preserve"> tag becomes real access control: it locks a Restricted item's Graph ACL to a single Entra group instead of the resolved source principals.</w:t>
+      </w:r>
+    </w:p>
+    <w:p>
+      <w:pPr>
+        <w:spacing w:after="160"/>
+        <w:ind w:left="240"/>
+      </w:pPr>
+      <w:r>
+        <w:rPr>
+          <w:b/>
+          <w:color w:val="595959"/>
+          <w:sz w:val="19"/>
+        </w:rPr>
+        <w:t xml:space="preserve">Why it matters  </w:t>
+      </w:r>
+      <w:r>
+        <w:rPr>
+          <w:color w:val="202020"/>
+          <w:sz w:val="20"/>
+        </w:rPr>
+        <w:t>Do not assume the label restricts anything on its own — only this flag narrows who can see an item, and config load fails fast if it is on without a group. Turning it on is a genuine access change; review it as one.</w:t>
+      </w:r>
+    </w:p>
+    <w:p>
+      <w:pPr>
+        <w:spacing w:after="20"/>
+        <w:keepNext/>
+      </w:pPr>
+      <w:r>
+        <w:rPr>
+          <w:b/>
+          <w:color w:val="1F3864"/>
+          <w:sz w:val="22"/>
+        </w:rPr>
+        <w:t>Stale-index item TTL / expirationDateTime</w:t>
+      </w:r>
+    </w:p>
+    <w:p>
+      <w:pPr>
+        <w:spacing w:after="20"/>
+        <w:ind w:left="240"/>
+      </w:pPr>
+      <w:r>
+        <w:rPr>
+          <w:b/>
+          <w:color w:val="595959"/>
+          <w:sz w:val="19"/>
+        </w:rPr>
+        <w:t xml:space="preserve">What it is  </w:t>
+      </w:r>
+      <w:r>
+        <w:rPr>
+          <w:rFonts w:ascii="Consolas" w:hAnsi="Consolas"/>
+          <w:color w:val="202020"/>
+          <w:sz w:val="19"/>
+        </w:rPr>
+        <w:t>GRAPH_ITEM_TTL_DAYS</w:t>
+      </w:r>
+      <w:r>
+        <w:rPr>
+          <w:color w:val="202020"/>
+          <w:sz w:val="20"/>
+        </w:rPr>
+        <w:t xml:space="preserve"> (default unset/0 = no expiry). When &gt; 0, each ingested item is stamped a top-level </w:t>
+      </w:r>
+      <w:r>
+        <w:rPr>
+          <w:rFonts w:ascii="Consolas" w:hAnsi="Consolas"/>
+          <w:color w:val="202020"/>
+          <w:sz w:val="19"/>
+        </w:rPr>
+        <w:t>expirationDateTime</w:t>
+      </w:r>
+      <w:r>
+        <w:rPr>
+          <w:color w:val="202020"/>
+          <w:sz w:val="20"/>
+        </w:rPr>
+        <w:t xml:space="preserve"> = now + TTL, and a healthy connector re-stamps it every crawl.</w:t>
+      </w:r>
+    </w:p>
+    <w:p>
+      <w:pPr>
+        <w:spacing w:after="160"/>
+        <w:ind w:left="240"/>
+      </w:pPr>
+      <w:r>
+        <w:rPr>
+          <w:b/>
+          <w:color w:val="595959"/>
+          <w:sz w:val="19"/>
+        </w:rPr>
+        <w:t xml:space="preserve">Why it matters  </w:t>
+      </w:r>
+      <w:r>
+        <w:rPr>
+          <w:color w:val="202020"/>
+          <w:sz w:val="20"/>
+        </w:rPr>
+        <w:t>If crawling stops after an outage the index self-expires instead of serving stale content forever; set the TTL comfortably above your full-crawl cadence so healthy items never expire.</w:t>
+      </w:r>
+    </w:p>
+    <w:p>
+      <w:pPr>
+        <w:spacing w:after="20"/>
+        <w:keepNext/>
+      </w:pPr>
+      <w:r>
+        <w:rPr>
+          <w:b/>
+          <w:color w:val="1F3864"/>
+          <w:sz w:val="22"/>
+        </w:rPr>
+        <w:t>Decision ledger (tamper-evident hash chain)</w:t>
+      </w:r>
+    </w:p>
+    <w:p>
+      <w:pPr>
+        <w:spacing w:after="20"/>
+        <w:ind w:left="240"/>
+      </w:pPr>
+      <w:r>
+        <w:rPr>
+          <w:b/>
+          <w:color w:val="595959"/>
+          <w:sz w:val="19"/>
+        </w:rPr>
+        <w:t xml:space="preserve">What it is  </w:t>
+      </w:r>
+      <w:r>
+        <w:rPr>
+          <w:rFonts w:ascii="Consolas" w:hAnsi="Consolas"/>
+          <w:color w:val="202020"/>
+          <w:sz w:val="19"/>
+        </w:rPr>
+        <w:t>DECISION_LEDGER</w:t>
+      </w:r>
+      <w:r>
+        <w:rPr>
+          <w:color w:val="202020"/>
+          <w:sz w:val="20"/>
+        </w:rPr>
+        <w:t xml:space="preserve"> — an append-only, SHA-256 hash-chained record of exclusion and ACL-restriction decisions, holding opaque ids and PII-safe reasons only (no content, no personal values).</w:t>
+      </w:r>
+    </w:p>
+    <w:p>
+      <w:pPr>
+        <w:spacing w:after="160"/>
+        <w:ind w:left="240"/>
+      </w:pPr>
+      <w:r>
+        <w:rPr>
+          <w:b/>
+          <w:color w:val="595959"/>
+          <w:sz w:val="19"/>
+        </w:rPr>
+        <w:t xml:space="preserve">Why it matters  </w:t>
+      </w:r>
+      <w:r>
+        <w:rPr>
+          <w:color w:val="202020"/>
+          <w:sz w:val="20"/>
+        </w:rPr>
+        <w:t>Each entry chains to the previous by hash, so any edit, reorder or deletion breaks the chain and a Verify step catches it — your evidence of *why* an item was hidden or restricted. Default-on for some connectors, opt-in for others (confirm per connector); store it off-host for strong non-repudiation.</w:t>
+      </w:r>
+    </w:p>
+    <w:p>
+      <w:pPr>
+        <w:spacing w:after="20"/>
+        <w:keepNext/>
+      </w:pPr>
+      <w:r>
+        <w:rPr>
+          <w:b/>
+          <w:color w:val="1F3864"/>
+          <w:sz w:val="22"/>
+        </w:rPr>
+        <w:t>Webhook anti-replay / signed timestamp</w:t>
+      </w:r>
+    </w:p>
+    <w:p>
+      <w:pPr>
+        <w:spacing w:after="20"/>
+        <w:ind w:left="240"/>
+      </w:pPr>
+      <w:r>
+        <w:rPr>
+          <w:b/>
+          <w:color w:val="595959"/>
+          <w:sz w:val="19"/>
+        </w:rPr>
+        <w:t xml:space="preserve">What it is  </w:t>
+      </w:r>
+      <w:r>
+        <w:rPr>
+          <w:color w:val="202020"/>
+          <w:sz w:val="20"/>
+        </w:rPr>
+        <w:t xml:space="preserve">For connectors that accept source webhooks, the HMAC now signs </w:t>
+      </w:r>
+      <w:r>
+        <w:rPr>
+          <w:rFonts w:ascii="Consolas" w:hAnsi="Consolas"/>
+          <w:color w:val="202020"/>
+          <w:sz w:val="19"/>
+        </w:rPr>
+        <w:t>{timestamp}.{body}</w:t>
+      </w:r>
+      <w:r>
+        <w:rPr>
+          <w:color w:val="202020"/>
+          <w:sz w:val="20"/>
+        </w:rPr>
+        <w:t xml:space="preserve"> and each post must carry a signed timestamp; the require-timestamp switch defaults true and a tolerance-seconds setting (default 300) is the freshness window.</w:t>
+      </w:r>
+    </w:p>
+    <w:p>
+      <w:pPr>
+        <w:spacing w:after="160"/>
+        <w:ind w:left="240"/>
+      </w:pPr>
+      <w:r>
+        <w:rPr>
+          <w:b/>
+          <w:color w:val="595959"/>
+          <w:sz w:val="19"/>
+        </w:rPr>
+        <w:t xml:space="preserve">Why it matters  </w:t>
+      </w:r>
+      <w:r>
+        <w:rPr>
+          <w:color w:val="202020"/>
+          <w:sz w:val="20"/>
+        </w:rPr>
+        <w:t>Stale, future, replayed or timestamp-less posts are rejected fail-closed before the body is parsed; legacy body-only senders work only with require-timestamp set false — a migration mode with no replay protection.</w:t>
+      </w:r>
+    </w:p>
+    <w:p>
+      <w:r>
+        <w:br w:type="page"/>
+      </w:r>
+    </w:p>
+    <w:p>
+      <w:pPr>
+        <w:pStyle w:val="Heading1"/>
+      </w:pPr>
+      <w:r>
+        <w:rPr>
+          <w:color w:val="1F3864"/>
+        </w:rPr>
+        <w:t>14. Security defaults &amp; new controls (bank-grade hardening release)</w:t>
+      </w:r>
+    </w:p>
+    <w:p>
+      <w:pPr>
+        <w:spacing w:after="200"/>
+      </w:pPr>
+      <w:r>
+        <w:rPr>
+          <w:color w:val="595959"/>
+          <w:sz w:val="23"/>
+        </w:rPr>
+        <w:t xml:space="preserve">The bank-grade hardening release changed some safe defaults and added several new governance controls across the whole fleet. This section explains the shared behaviour </w:t>
+      </w:r>
+      <w:r>
+        <w:rPr>
+          <w:b/>
+          <w:color w:val="595959"/>
+          <w:sz w:val="23"/>
+        </w:rPr>
+        <w:t>once</w:t>
+      </w:r>
+      <w:r>
+        <w:rPr>
+          <w:color w:val="595959"/>
+          <w:sz w:val="23"/>
+        </w:rPr>
+        <w:t xml:space="preserve"> so the per-connector guides do not repeat the theory. The controls behave the same way everywhere, but the </w:t>
+      </w:r>
+      <w:r>
+        <w:rPr>
+          <w:b/>
+          <w:color w:val="595959"/>
+          <w:sz w:val="23"/>
+        </w:rPr>
+        <w:t>exact variable names, and which defaults are on, differ per connector</w:t>
+      </w:r>
+      <w:r>
+        <w:rPr>
+          <w:color w:val="595959"/>
+          <w:sz w:val="23"/>
+        </w:rPr>
+        <w:t xml:space="preserve"> — always confirm the specifics against your connector guide's Configuration reference and its </w:t>
+      </w:r>
+      <w:r>
+        <w:rPr>
+          <w:rFonts w:ascii="Consolas" w:hAnsi="Consolas"/>
+          <w:color w:val="595959"/>
+          <w:sz w:val="19"/>
+        </w:rPr>
+        <w:t>env/.env.local.example</w:t>
+      </w:r>
+      <w:r>
+        <w:rPr>
+          <w:color w:val="595959"/>
+          <w:sz w:val="23"/>
+        </w:rPr>
+        <w:t>.</w:t>
+      </w:r>
+    </w:p>
+    <w:tbl>
+      <w:tblPr>
+        <w:tblW w:type="auto" w:w="0"/>
+        <w:tblLayout w:type="fixed"/>
+        <w:tblLook w:firstColumn="1" w:firstRow="1" w:lastColumn="0" w:lastRow="0" w:noHBand="0" w:noVBand="1" w:val="04A0"/>
+      </w:tblPr>
+      <w:tblGrid>
+        <w:gridCol w:w="9360"/>
+      </w:tblGrid>
+      <w:tr>
+        <w:tc>
+          <w:tcPr>
+            <w:tcW w:type="dxa" w:w="9360"/>
+            <w:shd w:val="clear" w:color="auto" w:fill="FBEDD6"/>
+            <w:tcBorders>
+              <w:top w:val="single" w:sz="4" w:space="0" w:color="C77700"/>
+              <w:left w:val="single" w:sz="24" w:space="0" w:color="C77700"/>
+              <w:bottom w:val="single" w:sz="4" w:space="0" w:color="C77700"/>
+              <w:right w:val="single" w:sz="4" w:space="0" w:color="C77700"/>
+            </w:tcBorders>
+          </w:tcPr>
+          <w:p>
+            <w:r>
+              <w:rPr>
+                <w:b/>
+                <w:color w:val="C77700"/>
+              </w:rPr>
+              <w:t xml:space="preserve">Important: </w:t>
+            </w:r>
+            <w:r>
+              <w:rPr>
+                <w:color w:val="202020"/>
+                <w:sz w:val="20"/>
+              </w:rPr>
+              <w:t xml:space="preserve">Several of these are </w:t>
+            </w:r>
+            <w:r>
+              <w:rPr>
+                <w:b/>
+                <w:color w:val="202020"/>
+                <w:sz w:val="20"/>
+              </w:rPr>
+              <w:t>behaviour-changing</w:t>
+            </w:r>
+            <w:r>
+              <w:rPr>
+                <w:color w:val="202020"/>
+                <w:sz w:val="20"/>
+              </w:rPr>
+              <w:t xml:space="preserve"> on upgrade (they flip a default), not just new optional knobs. After upgrading any connector, re-read the changed defaults below, decide whether each is right for that source, and run </w:t>
+            </w:r>
+            <w:r>
+              <w:rPr>
+                <w:rFonts w:ascii="Consolas" w:hAnsi="Consolas"/>
+                <w:color w:val="202020"/>
+                <w:sz w:val="19"/>
+              </w:rPr>
+              <w:t>validate-config --strict</w:t>
+            </w:r>
+            <w:r>
+              <w:rPr>
+                <w:color w:val="202020"/>
+                <w:sz w:val="20"/>
+              </w:rPr>
+              <w:t xml:space="preserve"> — a now-unrecognised value fails config load fast rather than silently reverting to the old behaviour.</w:t>
+            </w:r>
+          </w:p>
+        </w:tc>
+      </w:tr>
+    </w:tbl>
+    <w:p>
+      <w:pPr>
+        <w:spacing w:after="40"/>
+      </w:pPr>
+    </w:p>
+    <w:p>
+      <w:pPr>
+        <w:pStyle w:val="Heading2"/>
+      </w:pPr>
+      <w:r>
+        <w:rPr>
+          <w:color w:val="2E5496"/>
+        </w:rPr>
+        <w:t>14.1 Dead-letter payload redaction is the default</w:t>
+      </w:r>
+    </w:p>
+    <w:p>
+      <w:pPr>
+        <w:spacing w:after="120"/>
+      </w:pPr>
+      <w:r>
+        <w:rPr>
+          <w:rFonts w:ascii="Consolas" w:hAnsi="Consolas"/>
+          <w:color w:val="202020"/>
+          <w:sz w:val="19"/>
+        </w:rPr>
+        <w:t>DEADLETTER_PAYLOAD_MODE</w:t>
+      </w:r>
+      <w:r>
+        <w:rPr>
+          <w:color w:val="202020"/>
+        </w:rPr>
+        <w:t xml:space="preserve"> now defaults to </w:t>
+      </w:r>
+      <w:r>
+        <w:rPr>
+          <w:rFonts w:ascii="Consolas" w:hAnsi="Consolas"/>
+          <w:b/>
+          <w:color w:val="202020"/>
+          <w:sz w:val="19"/>
+        </w:rPr>
+        <w:t>redacted</w:t>
+      </w:r>
+      <w:r>
+        <w:rPr>
+          <w:color w:val="202020"/>
+        </w:rPr>
+        <w:t xml:space="preserve"> across the fleet (it was </w:t>
+      </w:r>
+      <w:r>
+        <w:rPr>
+          <w:rFonts w:ascii="Consolas" w:hAnsi="Consolas"/>
+          <w:color w:val="202020"/>
+          <w:sz w:val="19"/>
+        </w:rPr>
+        <w:t>full</w:t>
+      </w:r>
+      <w:r>
+        <w:rPr>
+          <w:color w:val="202020"/>
+        </w:rPr>
+        <w:t xml:space="preserve"> on most connectors). In redacted mode a dead-letter record keeps the item id, object type, error, timestamps, the ACL and field </w:t>
+      </w:r>
+      <w:r>
+        <w:rPr>
+          <w:b/>
+          <w:color w:val="202020"/>
+        </w:rPr>
+        <w:t>names</w:t>
+      </w:r>
+      <w:r>
+        <w:rPr>
+          <w:color w:val="202020"/>
+        </w:rPr>
+        <w:t xml:space="preserve">, plus SHA-256 hashes of the values — but the raw field </w:t>
+      </w:r>
+      <w:r>
+        <w:rPr>
+          <w:b/>
+          <w:color w:val="202020"/>
+        </w:rPr>
+        <w:t>values</w:t>
+      </w:r>
+      <w:r>
+        <w:rPr>
+          <w:color w:val="202020"/>
+        </w:rPr>
+        <w:t xml:space="preserve">, content and any PII no longer touch disk. Only an operator who explicitly sets </w:t>
+      </w:r>
+      <w:r>
+        <w:rPr>
+          <w:rFonts w:ascii="Consolas" w:hAnsi="Consolas"/>
+          <w:color w:val="202020"/>
+          <w:sz w:val="19"/>
+        </w:rPr>
+        <w:t>full</w:t>
+      </w:r>
+      <w:r>
+        <w:rPr>
+          <w:color w:val="202020"/>
+        </w:rPr>
+        <w:t xml:space="preserve"> puts raw source values back on disk. An </w:t>
+      </w:r>
+      <w:r>
+        <w:rPr>
+          <w:b/>
+          <w:color w:val="202020"/>
+        </w:rPr>
+        <w:t>unrecognised value now fails fast at config load, naming the setting</w:t>
+      </w:r>
+      <w:r>
+        <w:rPr>
+          <w:color w:val="202020"/>
+        </w:rPr>
+        <w:t xml:space="preserve">, so a typo can no longer silently fall back to the old permissive behaviour. Because </w:t>
+      </w:r>
+      <w:r>
+        <w:rPr>
+          <w:rFonts w:ascii="Consolas" w:hAnsi="Consolas"/>
+          <w:color w:val="202020"/>
+          <w:sz w:val="19"/>
+        </w:rPr>
+        <w:t>retry-failed</w:t>
+      </w:r>
+      <w:r>
+        <w:rPr>
+          <w:color w:val="202020"/>
+        </w:rPr>
+        <w:t xml:space="preserve"> re-reads each record from the source (section 6.4), redaction costs nothing at retry time — the queue is a set of pointers, not a data copy.</w:t>
+      </w:r>
+    </w:p>
+    <w:p>
+      <w:pPr>
+        <w:pStyle w:val="Heading2"/>
+      </w:pPr>
+      <w:r>
+        <w:rPr>
+          <w:color w:val="2E5496"/>
+        </w:rPr>
+        <w:t>14.2 Entitlement freshness — identity sync on incremental crawls</w:t>
+      </w:r>
+    </w:p>
+    <w:p>
+      <w:pPr>
+        <w:spacing w:after="120"/>
+      </w:pPr>
+      <w:r>
+        <w:rPr>
+          <w:rFonts w:ascii="Consolas" w:hAnsi="Consolas"/>
+          <w:color w:val="202020"/>
+          <w:sz w:val="19"/>
+        </w:rPr>
+        <w:t>IDENTITY_SYNC_ON_INCREMENTAL</w:t>
+      </w:r>
+      <w:r>
+        <w:rPr>
+          <w:color w:val="202020"/>
+        </w:rPr>
+        <w:t xml:space="preserve"> now defaults to </w:t>
+      </w:r>
+      <w:r>
+        <w:rPr>
+          <w:rFonts w:ascii="Consolas" w:hAnsi="Consolas"/>
+          <w:b/>
+          <w:color w:val="202020"/>
+          <w:sz w:val="19"/>
+        </w:rPr>
+        <w:t>true</w:t>
+      </w:r>
+      <w:r>
+        <w:rPr>
+          <w:color w:val="202020"/>
+        </w:rPr>
+        <w:t xml:space="preserve"> (it was false). Entitlements — the source-to-Entra mappings and group memberships behind every ACL — are re-synced on incremental crawls, not only on full crawls. This shrinks ACL-staleness from the full-crawl cadence (around 24h) to the incremental cadence (around 4h). Two things to keep in mind:</w:t>
+      </w:r>
+    </w:p>
+    <w:p>
+      <w:pPr>
+        <w:pStyle w:val="ListBullet"/>
+        <w:spacing w:after="40"/>
+      </w:pPr>
+      <w:r>
+        <w:rPr>
+          <w:b/>
+          <w:color w:val="202020"/>
+        </w:rPr>
+        <w:t>Residual lag is not zero.</w:t>
+      </w:r>
+      <w:r>
+        <w:rPr>
+          <w:color w:val="202020"/>
+        </w:rPr>
+        <w:t xml:space="preserve"> This is still not real-time. A permission change made at the source is picked up on the </w:t>
+      </w:r>
+      <w:r>
+        <w:rPr>
+          <w:b/>
+          <w:color w:val="202020"/>
+        </w:rPr>
+        <w:t>next</w:t>
+      </w:r>
+      <w:r>
+        <w:rPr>
+          <w:color w:val="202020"/>
+        </w:rPr>
+        <w:t xml:space="preserve"> identity sync, not the instant it happens.</w:t>
+      </w:r>
+    </w:p>
+    <w:p>
+      <w:pPr>
+        <w:pStyle w:val="ListBullet"/>
+        <w:spacing w:after="40"/>
+      </w:pPr>
+      <w:r>
+        <w:rPr>
+          <w:b/>
+          <w:color w:val="202020"/>
+        </w:rPr>
+        <w:t>Unchanged content still needs a re-ACL.</w:t>
+      </w:r>
+      <w:r>
+        <w:rPr>
+          <w:color w:val="202020"/>
+        </w:rPr>
+        <w:t xml:space="preserve"> An item whose *content* did not change but whose *permissions* did is re-evaluated on the </w:t>
+      </w:r>
+      <w:r>
+        <w:rPr>
+          <w:b/>
+          <w:color w:val="202020"/>
+        </w:rPr>
+        <w:t>re-ACL cadence</w:t>
+      </w:r>
+      <w:r>
+        <w:rPr>
+          <w:color w:val="202020"/>
+        </w:rPr>
+        <w:t xml:space="preserve"> — full crawls, or the connector's re-ACL trigger (for example </w:t>
+      </w:r>
+      <w:r>
+        <w:rPr>
+          <w:rFonts w:ascii="Consolas" w:hAnsi="Consolas"/>
+          <w:color w:val="202020"/>
+          <w:sz w:val="19"/>
+        </w:rPr>
+        <w:t>PERMISSION_REACL</w:t>
+      </w:r>
+      <w:r>
+        <w:rPr>
+          <w:color w:val="202020"/>
+        </w:rPr>
+        <w:t xml:space="preserve"> or the </w:t>
+      </w:r>
+      <w:r>
+        <w:rPr>
+          <w:rFonts w:ascii="Consolas" w:hAnsi="Consolas"/>
+          <w:color w:val="202020"/>
+          <w:sz w:val="19"/>
+        </w:rPr>
+        <w:t>reacl</w:t>
+      </w:r>
+      <w:r>
+        <w:rPr>
+          <w:color w:val="202020"/>
+        </w:rPr>
+        <w:t xml:space="preserve"> command, per connector). The incremental identity sync keeps the mappings current; the re-ACL sweep is what re-applies them to unchanged items.</w:t>
+      </w:r>
+    </w:p>
+    <w:tbl>
+      <w:tblPr>
+        <w:tblW w:type="auto" w:w="0"/>
+        <w:tblLayout w:type="fixed"/>
+        <w:tblLook w:firstColumn="1" w:firstRow="1" w:lastColumn="0" w:lastRow="0" w:noHBand="0" w:noVBand="1" w:val="04A0"/>
+      </w:tblPr>
+      <w:tblGrid>
+        <w:gridCol w:w="9360"/>
+      </w:tblGrid>
+      <w:tr>
+        <w:tc>
+          <w:tcPr>
+            <w:tcW w:type="dxa" w:w="9360"/>
+            <w:shd w:val="clear" w:color="auto" w:fill="E7F1E7"/>
+            <w:tcBorders>
+              <w:top w:val="single" w:sz="4" w:space="0" w:color="2E7D32"/>
+              <w:left w:val="single" w:sz="24" w:space="0" w:color="2E7D32"/>
+              <w:bottom w:val="single" w:sz="4" w:space="0" w:color="2E7D32"/>
+              <w:right w:val="single" w:sz="4" w:space="0" w:color="2E7D32"/>
+            </w:tcBorders>
+          </w:tcPr>
+          <w:p>
+            <w:r>
+              <w:rPr>
+                <w:b/>
+                <w:color w:val="2E7D32"/>
+              </w:rPr>
+              <w:t xml:space="preserve">Tip: </w:t>
+            </w:r>
+            <w:r>
+              <w:rPr>
+                <w:color w:val="202020"/>
+                <w:sz w:val="20"/>
+              </w:rPr>
+              <w:t xml:space="preserve">For a connector that already re-ACLed on every cycle (for example Altrata), this default </w:t>
+            </w:r>
+            <w:r>
+              <w:rPr>
+                <w:b/>
+                <w:color w:val="202020"/>
+                <w:sz w:val="20"/>
+              </w:rPr>
+              <w:t>matches</w:t>
+            </w:r>
+            <w:r>
+              <w:rPr>
+                <w:color w:val="202020"/>
+                <w:sz w:val="20"/>
+              </w:rPr>
+              <w:t xml:space="preserve"> its prior behaviour — no operational change. Check your connector guide for which case applies.</w:t>
+            </w:r>
+          </w:p>
+        </w:tc>
+      </w:tr>
+    </w:tbl>
+    <w:p>
+      <w:pPr>
+        <w:spacing w:after="40"/>
+      </w:pPr>
+    </w:p>
+    <w:p>
+      <w:pPr>
+        <w:pStyle w:val="Heading2"/>
+      </w:pPr>
+      <w:r>
+        <w:rPr>
+          <w:color w:val="2E5496"/>
+        </w:rPr>
+        <w:t>14.3 Owner-only state directories at startup</w:t>
+      </w:r>
+    </w:p>
+    <w:p>
+      <w:pPr>
+        <w:spacing w:after="120"/>
+      </w:pPr>
+      <w:r>
+        <w:rPr>
+          <w:color w:val="202020"/>
+        </w:rPr>
+        <w:t xml:space="preserve">At startup each connector now creates its </w:t>
+      </w:r>
+      <w:r>
+        <w:rPr>
+          <w:rFonts w:ascii="Consolas" w:hAnsi="Consolas"/>
+          <w:color w:val="202020"/>
+          <w:sz w:val="19"/>
+        </w:rPr>
+        <w:t>logs</w:t>
+      </w:r>
+      <w:r>
+        <w:rPr>
+          <w:color w:val="202020"/>
+        </w:rPr>
+        <w:t>, state/</w:t>
+      </w:r>
+      <w:r>
+        <w:rPr>
+          <w:rFonts w:ascii="Consolas" w:hAnsi="Consolas"/>
+          <w:color w:val="202020"/>
+          <w:sz w:val="19"/>
+        </w:rPr>
+        <w:t>data</w:t>
+      </w:r>
+      <w:r>
+        <w:rPr>
+          <w:color w:val="202020"/>
+        </w:rPr>
+        <w:t xml:space="preserve"> and dead-letter directories </w:t>
+      </w:r>
+      <w:r>
+        <w:rPr>
+          <w:b/>
+          <w:color w:val="202020"/>
+        </w:rPr>
+        <w:t>owner-only</w:t>
+      </w:r>
+      <w:r>
+        <w:rPr>
+          <w:color w:val="202020"/>
+        </w:rPr>
+        <w:t xml:space="preserve"> — POSIX </w:t>
+      </w:r>
+      <w:r>
+        <w:rPr>
+          <w:rFonts w:ascii="Consolas" w:hAnsi="Consolas"/>
+          <w:color w:val="202020"/>
+          <w:sz w:val="19"/>
+        </w:rPr>
+        <w:t>chmod 0700</w:t>
+      </w:r>
+      <w:r>
+        <w:rPr>
+          <w:color w:val="202020"/>
+        </w:rPr>
+        <w:t xml:space="preserve">, or on Windows a best-effort owner+Administrators ACL with inheritance reset (via </w:t>
+      </w:r>
+      <w:r>
+        <w:rPr>
+          <w:rFonts w:ascii="Consolas" w:hAnsi="Consolas"/>
+          <w:color w:val="202020"/>
+          <w:sz w:val="19"/>
+        </w:rPr>
+        <w:t>icacls</w:t>
+      </w:r>
+      <w:r>
+        <w:rPr>
+          <w:color w:val="202020"/>
+        </w:rPr>
+        <w:t xml:space="preserve">). This is </w:t>
+      </w:r>
+      <w:r>
+        <w:rPr>
+          <w:b/>
+          <w:color w:val="202020"/>
+        </w:rPr>
+        <w:t>best-effort and never fatal</w:t>
+      </w:r>
+      <w:r>
+        <w:rPr>
+          <w:color w:val="202020"/>
+        </w:rPr>
+        <w:t>: if it cannot set the permissions it logs a warning and carries on. On a shared host it stops other local accounts reading connector state. It does not replace your own controls — the env and secret files remain the trust root and still need their own ACLs (section 7.7).</w:t>
+      </w:r>
+    </w:p>
+    <w:p>
+      <w:pPr>
+        <w:pStyle w:val="Heading2"/>
+      </w:pPr>
+      <w:r>
+        <w:rPr>
+          <w:color w:val="2E5496"/>
+        </w:rPr>
+        <w:t>14.4 Classification honesty — an advisory tag, not a Purview label</w:t>
+      </w:r>
+    </w:p>
+    <w:p>
+      <w:pPr>
+        <w:spacing w:after="120"/>
+      </w:pPr>
+      <w:r>
+        <w:rPr>
+          <w:color w:val="202020"/>
+        </w:rPr>
+        <w:t xml:space="preserve">Be precise about what the </w:t>
+      </w:r>
+      <w:r>
+        <w:rPr>
+          <w:rFonts w:ascii="Consolas" w:hAnsi="Consolas"/>
+          <w:color w:val="202020"/>
+          <w:sz w:val="19"/>
+        </w:rPr>
+        <w:t>SensitivityLabel</w:t>
+      </w:r>
+      <w:r>
+        <w:rPr>
+          <w:color w:val="202020"/>
+        </w:rPr>
+        <w:t xml:space="preserve"> property (section 6.12) is. It is an </w:t>
+      </w:r>
+      <w:r>
+        <w:rPr>
+          <w:b/>
+          <w:color w:val="202020"/>
+        </w:rPr>
+        <w:t>advisory, connector-applied classification tag</w:t>
+      </w:r>
+      <w:r>
+        <w:rPr>
+          <w:color w:val="202020"/>
+        </w:rPr>
+        <w:t xml:space="preserve"> — Purview-*aligned in naming only*. It is </w:t>
+      </w:r>
+      <w:r>
+        <w:rPr>
+          <w:b/>
+          <w:color w:val="202020"/>
+        </w:rPr>
+        <w:t>not</w:t>
+      </w:r>
+      <w:r>
+        <w:rPr>
+          <w:color w:val="202020"/>
+        </w:rPr>
+        <w:t xml:space="preserve"> a Microsoft Purview-enforced sensitivity label: it carries no encryption, no DLP, and nothing downstream honours it as a Purview label. On its own it is searchable/reportable metadata for catalog and DLP tooling, </w:t>
+      </w:r>
+      <w:r>
+        <w:rPr>
+          <w:b/>
+          <w:color w:val="202020"/>
+        </w:rPr>
+        <w:t>not</w:t>
+      </w:r>
+      <w:r>
+        <w:rPr>
+          <w:color w:val="202020"/>
+        </w:rPr>
+        <w:t xml:space="preserve"> access control.</w:t>
+      </w:r>
+    </w:p>
+    <w:p>
+      <w:pPr>
+        <w:spacing w:after="120"/>
+      </w:pPr>
+      <w:r>
+        <w:rPr>
+          <w:color w:val="202020"/>
+        </w:rPr>
+        <w:t xml:space="preserve">The one place the tag becomes real access control is the optional, opt-in </w:t>
+      </w:r>
+      <w:r>
+        <w:rPr>
+          <w:rFonts w:ascii="Consolas" w:hAnsi="Consolas"/>
+          <w:color w:val="202020"/>
+          <w:sz w:val="19"/>
+        </w:rPr>
+        <w:t>CLASSIFICATION_ENFORCE_ACL</w:t>
+      </w:r>
+      <w:r>
+        <w:rPr>
+          <w:color w:val="202020"/>
+        </w:rPr>
+        <w:t xml:space="preserve"> (default </w:t>
+      </w:r>
+      <w:r>
+        <w:rPr>
+          <w:b/>
+          <w:color w:val="202020"/>
+        </w:rPr>
+        <w:t>off</w:t>
+      </w:r>
+      <w:r>
+        <w:rPr>
+          <w:color w:val="202020"/>
+        </w:rPr>
+        <w:t xml:space="preserve">). When it is on — together with the connector's enforcement-group variable, whose name differs per connector (for example </w:t>
+      </w:r>
+      <w:r>
+        <w:rPr>
+          <w:rFonts w:ascii="Consolas" w:hAnsi="Consolas"/>
+          <w:color w:val="202020"/>
+          <w:sz w:val="19"/>
+        </w:rPr>
+        <w:t>CLASSIFICATION_RESTRICTED_GROUP_ID</w:t>
+      </w:r>
+      <w:r>
+        <w:rPr>
+          <w:color w:val="202020"/>
+        </w:rPr>
+        <w:t xml:space="preserve"> on one connector, </w:t>
+      </w:r>
+      <w:r>
+        <w:rPr>
+          <w:rFonts w:ascii="Consolas" w:hAnsi="Consolas"/>
+          <w:color w:val="202020"/>
+          <w:sz w:val="19"/>
+        </w:rPr>
+        <w:t>CLASSIFICATION_ENFORCE_GROUP</w:t>
+      </w:r>
+      <w:r>
+        <w:rPr>
+          <w:color w:val="202020"/>
+        </w:rPr>
+        <w:t xml:space="preserve"> on another) — a Restricted item's Graph ACL is </w:t>
+      </w:r>
+      <w:r>
+        <w:rPr>
+          <w:b/>
+          <w:color w:val="202020"/>
+        </w:rPr>
+        <w:t>locked to a single Entra group</w:t>
+      </w:r>
+      <w:r>
+        <w:rPr>
+          <w:color w:val="202020"/>
+        </w:rPr>
+        <w:t xml:space="preserve"> instead of the resolved source principals. Config load </w:t>
+      </w:r>
+      <w:r>
+        <w:rPr>
+          <w:b/>
+          <w:color w:val="202020"/>
+        </w:rPr>
+        <w:t>fails fast</w:t>
+      </w:r>
+      <w:r>
+        <w:rPr>
+          <w:color w:val="202020"/>
+        </w:rPr>
+        <w:t xml:space="preserve"> if the flag is on without a group.</w:t>
+      </w:r>
+    </w:p>
+    <w:tbl>
+      <w:tblPr>
+        <w:tblW w:type="auto" w:w="0"/>
+        <w:tblLayout w:type="fixed"/>
+        <w:tblLook w:firstColumn="1" w:firstRow="1" w:lastColumn="0" w:lastRow="0" w:noHBand="0" w:noVBand="1" w:val="04A0"/>
+      </w:tblPr>
+      <w:tblGrid>
+        <w:gridCol w:w="9360"/>
+      </w:tblGrid>
+      <w:tr>
+        <w:tc>
+          <w:tcPr>
+            <w:tcW w:type="dxa" w:w="9360"/>
+            <w:shd w:val="clear" w:color="auto" w:fill="FBEDD6"/>
+            <w:tcBorders>
+              <w:top w:val="single" w:sz="4" w:space="0" w:color="C77700"/>
+              <w:left w:val="single" w:sz="24" w:space="0" w:color="C77700"/>
+              <w:bottom w:val="single" w:sz="4" w:space="0" w:color="C77700"/>
+              <w:right w:val="single" w:sz="4" w:space="0" w:color="C77700"/>
+            </w:tcBorders>
+          </w:tcPr>
+          <w:p>
+            <w:r>
+              <w:rPr>
+                <w:b/>
+                <w:color w:val="C77700"/>
+              </w:rPr>
+              <w:t xml:space="preserve">Important: </w:t>
+            </w:r>
+            <w:r>
+              <w:rPr>
+                <w:color w:val="202020"/>
+                <w:sz w:val="20"/>
+              </w:rPr>
+              <w:t xml:space="preserve">Turning on </w:t>
+            </w:r>
+            <w:r>
+              <w:rPr>
+                <w:rFonts w:ascii="Consolas" w:hAnsi="Consolas"/>
+                <w:color w:val="202020"/>
+                <w:sz w:val="19"/>
+              </w:rPr>
+              <w:t>CLASSIFICATION_ENFORCE_ACL</w:t>
+            </w:r>
+            <w:r>
+              <w:rPr>
+                <w:color w:val="202020"/>
+                <w:sz w:val="20"/>
+              </w:rPr>
+              <w:t xml:space="preserve"> is a genuine access change — it narrows who can see Restricted items to one group and, on some connectors, that lock survives the re-ACL sweep until enforcement is turned off. Treat it as a security change and check your connector guide for the exact group variable and re-ACL interaction.</w:t>
+            </w:r>
+          </w:p>
+        </w:tc>
+      </w:tr>
+    </w:tbl>
+    <w:p>
+      <w:pPr>
+        <w:spacing w:after="40"/>
+      </w:pPr>
+    </w:p>
+    <w:p>
+      <w:pPr>
+        <w:pStyle w:val="Heading2"/>
+      </w:pPr>
+      <w:r>
+        <w:rPr>
+          <w:color w:val="2E5496"/>
+        </w:rPr>
+        <w:t>14.5 Stale-index item TTL — expirationDateTime</w:t>
+      </w:r>
+    </w:p>
+    <w:p>
+      <w:pPr>
+        <w:spacing w:after="120"/>
+      </w:pPr>
+      <w:r>
+        <w:rPr>
+          <w:rFonts w:ascii="Consolas" w:hAnsi="Consolas"/>
+          <w:color w:val="202020"/>
+          <w:sz w:val="19"/>
+        </w:rPr>
+        <w:t>GRAPH_ITEM_TTL_DAYS</w:t>
+      </w:r>
+      <w:r>
+        <w:rPr>
+          <w:color w:val="202020"/>
+        </w:rPr>
+        <w:t xml:space="preserve"> (default unset / 0 = no expiry) is a new safety net against a </w:t>
+      </w:r>
+      <w:r>
+        <w:rPr>
+          <w:b/>
+          <w:color w:val="202020"/>
+        </w:rPr>
+        <w:t>stale</w:t>
+      </w:r>
+      <w:r>
+        <w:rPr>
+          <w:color w:val="202020"/>
+        </w:rPr>
+        <w:t xml:space="preserve"> index. When set above 0, every ingested item is stamped a top-level </w:t>
+      </w:r>
+      <w:r>
+        <w:rPr>
+          <w:rFonts w:ascii="Consolas" w:hAnsi="Consolas"/>
+          <w:color w:val="202020"/>
+          <w:sz w:val="19"/>
+        </w:rPr>
+        <w:t>expirationDateTime</w:t>
+      </w:r>
+      <w:r>
+        <w:rPr>
+          <w:color w:val="202020"/>
+        </w:rPr>
+        <w:t xml:space="preserve"> = now + TTL. A healthy connector re-stamps every item on each crawl, so items never actually expire; but if crawling </w:t>
+      </w:r>
+      <w:r>
+        <w:rPr>
+          <w:b/>
+          <w:color w:val="202020"/>
+        </w:rPr>
+        <w:t>stops</w:t>
+      </w:r>
+      <w:r>
+        <w:rPr>
+          <w:color w:val="202020"/>
+        </w:rPr>
+        <w:t xml:space="preserve"> (an outage, a wedged host), the index self-expires after the TTL rather than serving stale content indefinitely. Set the TTL comfortably </w:t>
+      </w:r>
+      <w:r>
+        <w:rPr>
+          <w:b/>
+          <w:color w:val="202020"/>
+        </w:rPr>
+        <w:t>above</w:t>
+      </w:r>
+      <w:r>
+        <w:rPr>
+          <w:color w:val="202020"/>
+        </w:rPr>
+        <w:t xml:space="preserve"> your full-crawl cadence so healthy items are always re-stamped before they can lapse.</w:t>
+      </w:r>
+    </w:p>
+    <w:p>
+      <w:pPr>
+        <w:pStyle w:val="Heading2"/>
+      </w:pPr>
+      <w:r>
+        <w:rPr>
+          <w:color w:val="2E5496"/>
+        </w:rPr>
+        <w:t>14.6 Tamper-evident decision ledger</w:t>
+      </w:r>
+    </w:p>
+    <w:p>
+      <w:pPr>
+        <w:spacing w:after="120"/>
+      </w:pPr>
+      <w:r>
+        <w:rPr>
+          <w:rFonts w:ascii="Consolas" w:hAnsi="Consolas"/>
+          <w:color w:val="202020"/>
+          <w:sz w:val="19"/>
+        </w:rPr>
+        <w:t>DECISION_LEDGER</w:t>
+      </w:r>
+      <w:r>
+        <w:rPr>
+          <w:color w:val="202020"/>
+        </w:rPr>
+        <w:t xml:space="preserve"> writes an </w:t>
+      </w:r>
+      <w:r>
+        <w:rPr>
+          <w:b/>
+          <w:color w:val="202020"/>
+        </w:rPr>
+        <w:t>append-only, SHA-256 hash-chained</w:t>
+      </w:r>
+      <w:r>
+        <w:rPr>
+          <w:color w:val="202020"/>
+        </w:rPr>
+        <w:t xml:space="preserve"> record of </w:t>
+      </w:r>
+      <w:r>
+        <w:rPr>
+          <w:b/>
+          <w:color w:val="202020"/>
+        </w:rPr>
+        <w:t>exclusion</w:t>
+      </w:r>
+      <w:r>
+        <w:rPr>
+          <w:color w:val="202020"/>
+        </w:rPr>
+        <w:t xml:space="preserve"> and </w:t>
+      </w:r>
+      <w:r>
+        <w:rPr>
+          <w:b/>
+          <w:color w:val="202020"/>
+        </w:rPr>
+        <w:t>ACL-restriction</w:t>
+      </w:r>
+      <w:r>
+        <w:rPr>
+          <w:color w:val="202020"/>
+        </w:rPr>
+        <w:t xml:space="preserve"> decisions — the record of *why* an item was hidden or locked down. It stores opaque ids and PII-safe reasons only: </w:t>
+      </w:r>
+      <w:r>
+        <w:rPr>
+          <w:b/>
+          <w:color w:val="202020"/>
+        </w:rPr>
+        <w:t>no content and no personal values</w:t>
+      </w:r>
+      <w:r>
+        <w:rPr>
+          <w:color w:val="202020"/>
+        </w:rPr>
+        <w:t xml:space="preserve">. Each entry chains to the previous one by hash, so any edit, reorder or deletion breaks the chain, and a </w:t>
+      </w:r>
+      <w:r>
+        <w:rPr>
+          <w:b/>
+          <w:color w:val="202020"/>
+        </w:rPr>
+        <w:t>Verify</w:t>
+      </w:r>
+      <w:r>
+        <w:rPr>
+          <w:color w:val="202020"/>
+        </w:rPr>
+        <w:t xml:space="preserve"> step detects the tamper. It is low-volume (it logs decisions, not every ingest). The default is </w:t>
+      </w:r>
+      <w:r>
+        <w:rPr>
+          <w:b/>
+          <w:color w:val="202020"/>
+        </w:rPr>
+        <w:t>on for some connectors and opt-in for others</w:t>
+      </w:r>
+      <w:r>
+        <w:rPr>
+          <w:color w:val="202020"/>
+        </w:rPr>
+        <w:t xml:space="preserve"> — confirm which in your connector guide. For strong non-repudiation, store or back the ledger up </w:t>
+      </w:r>
+      <w:r>
+        <w:rPr>
+          <w:b/>
+          <w:color w:val="202020"/>
+        </w:rPr>
+        <w:t>off-host</w:t>
+      </w:r>
+      <w:r>
+        <w:rPr>
+          <w:color w:val="202020"/>
+        </w:rPr>
+        <w:t>.</w:t>
+      </w:r>
+    </w:p>
+    <w:p>
+      <w:pPr>
+        <w:pStyle w:val="Heading2"/>
+      </w:pPr>
+      <w:r>
+        <w:rPr>
+          <w:color w:val="2E5496"/>
+        </w:rPr>
+        <w:t>14.7 Webhook anti-replay — signed timestamps</w:t>
+      </w:r>
+    </w:p>
+    <w:p>
+      <w:pPr>
+        <w:spacing w:after="120"/>
+      </w:pPr>
+      <w:r>
+        <w:rPr>
+          <w:color w:val="202020"/>
+        </w:rPr>
+        <w:t xml:space="preserve">This applies only to connectors that accept source </w:t>
+      </w:r>
+      <w:r>
+        <w:rPr>
+          <w:b/>
+          <w:color w:val="202020"/>
+        </w:rPr>
+        <w:t>webhooks</w:t>
+      </w:r>
+      <w:r>
+        <w:rPr>
+          <w:color w:val="202020"/>
+        </w:rPr>
+        <w:t xml:space="preserve"> (others are unaffected). The HMAC signature now covers </w:t>
+      </w:r>
+      <w:r>
+        <w:rPr>
+          <w:rFonts w:ascii="Consolas" w:hAnsi="Consolas"/>
+          <w:b/>
+          <w:color w:val="202020"/>
+          <w:sz w:val="19"/>
+        </w:rPr>
+        <w:t>{timestamp}.{body}</w:t>
+      </w:r>
+      <w:r>
+        <w:rPr>
+          <w:color w:val="202020"/>
+        </w:rPr>
+        <w:t xml:space="preserve"> rather than the body alone, and every post must carry a </w:t>
+      </w:r>
+      <w:r>
+        <w:rPr>
+          <w:b/>
+          <w:color w:val="202020"/>
+        </w:rPr>
+        <w:t>signed timestamp</w:t>
+      </w:r>
+      <w:r>
+        <w:rPr>
+          <w:color w:val="202020"/>
+        </w:rPr>
+        <w:t xml:space="preserve">. Stale, future-dated, replayed or timestamp-less posts are rejected </w:t>
+      </w:r>
+      <w:r>
+        <w:rPr>
+          <w:b/>
+          <w:color w:val="202020"/>
+        </w:rPr>
+        <w:t>fail-closed, before the body is parsed</w:t>
+      </w:r>
+      <w:r>
+        <w:rPr>
+          <w:color w:val="202020"/>
+        </w:rPr>
+        <w:t xml:space="preserve"> (401/409). The require-timestamp switch defaults </w:t>
+      </w:r>
+      <w:r>
+        <w:rPr>
+          <w:b/>
+          <w:color w:val="202020"/>
+        </w:rPr>
+        <w:t>true</w:t>
+      </w:r>
+      <w:r>
+        <w:rPr>
+          <w:color w:val="202020"/>
+        </w:rPr>
+        <w:t xml:space="preserve">, and a tolerance-seconds setting (default </w:t>
+      </w:r>
+      <w:r>
+        <w:rPr>
+          <w:b/>
+          <w:color w:val="202020"/>
+        </w:rPr>
+        <w:t>300</w:t>
+      </w:r>
+      <w:r>
+        <w:rPr>
+          <w:color w:val="202020"/>
+        </w:rPr>
+        <w:t xml:space="preserve">) is the freshness window. Legacy body-only senders work </w:t>
+      </w:r>
+      <w:r>
+        <w:rPr>
+          <w:b/>
+          <w:color w:val="202020"/>
+        </w:rPr>
+        <w:t>only</w:t>
+      </w:r>
+      <w:r>
+        <w:rPr>
+          <w:color w:val="202020"/>
+        </w:rPr>
+        <w:t xml:space="preserve"> with require-timestamp set to false — a migration mode that has </w:t>
+      </w:r>
+      <w:r>
+        <w:rPr>
+          <w:b/>
+          <w:color w:val="202020"/>
+        </w:rPr>
+        <w:t>no replay protection</w:t>
+      </w:r>
+      <w:r>
+        <w:rPr>
+          <w:color w:val="202020"/>
+        </w:rPr>
+        <w:t>, so treat it as temporary.</w:t>
+      </w:r>
+    </w:p>
+    <w:p>
+      <w:pPr>
+        <w:pStyle w:val="Heading2"/>
+      </w:pPr>
+      <w:r>
+        <w:rPr>
+          <w:color w:val="2E5496"/>
+        </w:rPr>
+        <w:t>14.8 At a glance</w:t>
+      </w:r>
+    </w:p>
+    <w:tbl>
+      <w:tblPr>
+        <w:tblW w:type="auto" w:w="0"/>
+        <w:jc w:val="center"/>
+        <w:tblLayout w:type="fixed"/>
+        <w:tblLook w:firstColumn="1" w:firstRow="1" w:lastColumn="0" w:lastRow="0" w:noHBand="0" w:noVBand="1" w:val="04A0"/>
+        <w:tblBorders>
+          <w:top w:val="single" w:sz="4" w:space="0" w:color="C9D3E3"/>
+          <w:left w:val="single" w:sz="4" w:space="0" w:color="C9D3E3"/>
+          <w:bottom w:val="single" w:sz="4" w:space="0" w:color="C9D3E3"/>
+          <w:right w:val="single" w:sz="4" w:space="0" w:color="C9D3E3"/>
+          <w:insideH w:val="single" w:sz="4" w:space="0" w:color="C9D3E3"/>
+          <w:insideV w:val="single" w:sz="4" w:space="0" w:color="C9D3E3"/>
+        </w:tblBorders>
+      </w:tblPr>
+      <w:tblGrid>
+        <w:gridCol w:w="2400"/>
+        <w:gridCol w:w="3560"/>
+        <w:gridCol w:w="3400"/>
+      </w:tblGrid>
+      <w:tr>
+        <w:tc>
+          <w:tcPr>
+            <w:tcW w:type="dxa" w:w="2400"/>
+            <w:shd w:val="clear" w:color="auto" w:fill="2E5496"/>
+          </w:tcPr>
+          <w:p>
+            <w:r>
+              <w:rPr>
+                <w:b/>
+                <w:color w:val="FFFFFF"/>
+                <w:sz w:val="19"/>
+              </w:rPr>
+              <w:t>Control</w:t>
+            </w:r>
+          </w:p>
+        </w:tc>
+        <w:tc>
+          <w:tcPr>
+            <w:tcW w:type="dxa" w:w="3560"/>
+            <w:shd w:val="clear" w:color="auto" w:fill="2E5496"/>
+          </w:tcPr>
+          <w:p>
+            <w:r>
+              <w:rPr>
+                <w:b/>
+                <w:color w:val="FFFFFF"/>
+                <w:sz w:val="19"/>
+              </w:rPr>
+              <w:t>New fleet-wide default / behaviour</w:t>
+            </w:r>
+          </w:p>
+        </w:tc>
+        <w:tc>
+          <w:tcPr>
+            <w:tcW w:type="dxa" w:w="3400"/>
+            <w:shd w:val="clear" w:color="auto" w:fill="2E5496"/>
+          </w:tcPr>
+          <w:p>
+            <w:r>
+              <w:rPr>
+                <w:b/>
+                <w:color w:val="FFFFFF"/>
+                <w:sz w:val="19"/>
+              </w:rPr>
+              <w:t>Notes</w:t>
+            </w:r>
+          </w:p>
+        </w:tc>
+      </w:tr>
+      <w:tr>
+        <w:tc>
+          <w:tcPr>
+            <w:tcW w:type="dxa" w:w="2400"/>
+          </w:tcPr>
+          <w:p>
+            <w:r>
+              <w:rPr>
+                <w:color w:val="202020"/>
+                <w:sz w:val="19"/>
+              </w:rPr>
+              <w:t>Dead-letter payload redaction</w:t>
+            </w:r>
+          </w:p>
+        </w:tc>
+        <w:tc>
+          <w:tcPr>
+            <w:tcW w:type="dxa" w:w="3560"/>
+          </w:tcPr>
+          <w:p>
+            <w:r>
+              <w:rPr>
+                <w:color w:val="202020"/>
+                <w:sz w:val="19"/>
+              </w:rPr>
+              <w:t>DEADLETTER_PAYLOAD_MODE=redacted (was full)</w:t>
+            </w:r>
+          </w:p>
+        </w:tc>
+        <w:tc>
+          <w:tcPr>
+            <w:tcW w:type="dxa" w:w="3400"/>
+          </w:tcPr>
+          <w:p>
+            <w:r>
+              <w:rPr>
+                <w:color w:val="202020"/>
+                <w:sz w:val="19"/>
+              </w:rPr>
+              <w:t>Raw values/PII off disk unless full; unrecognised value fails config load</w:t>
+            </w:r>
+          </w:p>
+        </w:tc>
+      </w:tr>
+      <w:tr>
+        <w:tc>
+          <w:tcPr>
+            <w:tcW w:type="dxa" w:w="2400"/>
+            <w:shd w:val="clear" w:color="auto" w:fill="F7F9FC"/>
+          </w:tcPr>
+          <w:p>
+            <w:r>
+              <w:rPr>
+                <w:color w:val="202020"/>
+                <w:sz w:val="19"/>
+              </w:rPr>
+              <w:t>Entitlement freshness</w:t>
+            </w:r>
+          </w:p>
+        </w:tc>
+        <w:tc>
+          <w:tcPr>
+            <w:tcW w:type="dxa" w:w="3560"/>
+            <w:shd w:val="clear" w:color="auto" w:fill="F7F9FC"/>
+          </w:tcPr>
+          <w:p>
+            <w:r>
+              <w:rPr>
+                <w:color w:val="202020"/>
+                <w:sz w:val="19"/>
+              </w:rPr>
+              <w:t>IDENTITY_SYNC_ON_INCREMENTAL=true (was false)</w:t>
+            </w:r>
+          </w:p>
+        </w:tc>
+        <w:tc>
+          <w:tcPr>
+            <w:tcW w:type="dxa" w:w="3400"/>
+            <w:shd w:val="clear" w:color="auto" w:fill="F7F9FC"/>
+          </w:tcPr>
+          <w:p>
+            <w:r>
+              <w:rPr>
+                <w:color w:val="202020"/>
+                <w:sz w:val="19"/>
+              </w:rPr>
+              <w:t>Re-syncs on incremental cadence; residual lag is non-real-time; unchanged items re-ACL on the re-ACL cadence</w:t>
+            </w:r>
+          </w:p>
+        </w:tc>
+      </w:tr>
+      <w:tr>
+        <w:tc>
+          <w:tcPr>
+            <w:tcW w:type="dxa" w:w="2400"/>
+          </w:tcPr>
+          <w:p>
+            <w:r>
+              <w:rPr>
+                <w:color w:val="202020"/>
+                <w:sz w:val="19"/>
+              </w:rPr>
+              <w:t>Owner-only state directories</w:t>
+            </w:r>
+          </w:p>
+        </w:tc>
+        <w:tc>
+          <w:tcPr>
+            <w:tcW w:type="dxa" w:w="3560"/>
+          </w:tcPr>
+          <w:p>
+            <w:r>
+              <w:rPr>
+                <w:color w:val="202020"/>
+                <w:sz w:val="19"/>
+              </w:rPr>
+              <w:t>On at startup (POSIX 0700 / best-effort Windows)</w:t>
+            </w:r>
+          </w:p>
+        </w:tc>
+        <w:tc>
+          <w:tcPr>
+            <w:tcW w:type="dxa" w:w="3400"/>
+          </w:tcPr>
+          <w:p>
+            <w:r>
+              <w:rPr>
+                <w:color w:val="202020"/>
+                <w:sz w:val="19"/>
+              </w:rPr>
+              <w:t>Best-effort, never fatal; env/secret files still need their own ACLs</w:t>
+            </w:r>
+          </w:p>
+        </w:tc>
+      </w:tr>
+      <w:tr>
+        <w:tc>
+          <w:tcPr>
+            <w:tcW w:type="dxa" w:w="2400"/>
+            <w:shd w:val="clear" w:color="auto" w:fill="F7F9FC"/>
+          </w:tcPr>
+          <w:p>
+            <w:r>
+              <w:rPr>
+                <w:color w:val="202020"/>
+                <w:sz w:val="19"/>
+              </w:rPr>
+              <w:t>Classification honesty</w:t>
+            </w:r>
+          </w:p>
+        </w:tc>
+        <w:tc>
+          <w:tcPr>
+            <w:tcW w:type="dxa" w:w="3560"/>
+            <w:shd w:val="clear" w:color="auto" w:fill="F7F9FC"/>
+          </w:tcPr>
+          <w:p>
+            <w:r>
+              <w:rPr>
+                <w:color w:val="202020"/>
+                <w:sz w:val="19"/>
+              </w:rPr>
+              <w:t>SensitivityLabel = advisory tag, NOT a Purview label</w:t>
+            </w:r>
+          </w:p>
+        </w:tc>
+        <w:tc>
+          <w:tcPr>
+            <w:tcW w:type="dxa" w:w="3400"/>
+            <w:shd w:val="clear" w:color="auto" w:fill="F7F9FC"/>
+          </w:tcPr>
+          <w:p>
+            <w:r>
+              <w:rPr>
+                <w:color w:val="202020"/>
+                <w:sz w:val="19"/>
+              </w:rPr>
+              <w:t>Enforce with CLASSIFICATION_ENFORCE_ACL (default off) + the connector's group variable</w:t>
+            </w:r>
+          </w:p>
+        </w:tc>
+      </w:tr>
+      <w:tr>
+        <w:tc>
+          <w:tcPr>
+            <w:tcW w:type="dxa" w:w="2400"/>
+          </w:tcPr>
+          <w:p>
+            <w:r>
+              <w:rPr>
+                <w:color w:val="202020"/>
+                <w:sz w:val="19"/>
+              </w:rPr>
+              <w:t>Stale-index item TTL</w:t>
+            </w:r>
+          </w:p>
+        </w:tc>
+        <w:tc>
+          <w:tcPr>
+            <w:tcW w:type="dxa" w:w="3560"/>
+          </w:tcPr>
+          <w:p>
+            <w:r>
+              <w:rPr>
+                <w:color w:val="202020"/>
+                <w:sz w:val="19"/>
+              </w:rPr>
+              <w:t>GRAPH_ITEM_TTL_DAYS (default off)</w:t>
+            </w:r>
+          </w:p>
+        </w:tc>
+        <w:tc>
+          <w:tcPr>
+            <w:tcW w:type="dxa" w:w="3400"/>
+          </w:tcPr>
+          <w:p>
+            <w:r>
+              <w:rPr>
+                <w:color w:val="202020"/>
+                <w:sz w:val="19"/>
+              </w:rPr>
+              <w:t>When &gt;0, stamps top-level expirationDateTime; set above the full-crawl cadence</w:t>
+            </w:r>
+          </w:p>
+        </w:tc>
+      </w:tr>
+      <w:tr>
+        <w:tc>
+          <w:tcPr>
+            <w:tcW w:type="dxa" w:w="2400"/>
+            <w:shd w:val="clear" w:color="auto" w:fill="F7F9FC"/>
+          </w:tcPr>
+          <w:p>
+            <w:r>
+              <w:rPr>
+                <w:color w:val="202020"/>
+                <w:sz w:val="19"/>
+              </w:rPr>
+              <w:t>Decision ledger</w:t>
+            </w:r>
+          </w:p>
+        </w:tc>
+        <w:tc>
+          <w:tcPr>
+            <w:tcW w:type="dxa" w:w="3560"/>
+            <w:shd w:val="clear" w:color="auto" w:fill="F7F9FC"/>
+          </w:tcPr>
+          <w:p>
+            <w:r>
+              <w:rPr>
+                <w:color w:val="202020"/>
+                <w:sz w:val="19"/>
+              </w:rPr>
+              <w:t>DECISION_LEDGER (default on for some, opt-in for others)</w:t>
+            </w:r>
+          </w:p>
+        </w:tc>
+        <w:tc>
+          <w:tcPr>
+            <w:tcW w:type="dxa" w:w="3400"/>
+            <w:shd w:val="clear" w:color="auto" w:fill="F7F9FC"/>
+          </w:tcPr>
+          <w:p>
+            <w:r>
+              <w:rPr>
+                <w:color w:val="202020"/>
+                <w:sz w:val="19"/>
+              </w:rPr>
+              <w:t>Append-only SHA-256 hash chain; ids/reasons only, no PII; Verify detects tamper</w:t>
+            </w:r>
+          </w:p>
+        </w:tc>
+      </w:tr>
+      <w:tr>
+        <w:tc>
+          <w:tcPr>
+            <w:tcW w:type="dxa" w:w="2400"/>
+          </w:tcPr>
+          <w:p>
+            <w:r>
+              <w:rPr>
+                <w:color w:val="202020"/>
+                <w:sz w:val="19"/>
+              </w:rPr>
+              <w:t>Webhook anti-replay</w:t>
+            </w:r>
+          </w:p>
+        </w:tc>
+        <w:tc>
+          <w:tcPr>
+            <w:tcW w:type="dxa" w:w="3560"/>
+          </w:tcPr>
+          <w:p>
+            <w:r>
+              <w:rPr>
+                <w:color w:val="202020"/>
+                <w:sz w:val="19"/>
+              </w:rPr>
+              <w:t>*_WEBHOOK_REQUIRE_TIMESTAMP=true (webhook connectors)</w:t>
+            </w:r>
+          </w:p>
+        </w:tc>
+        <w:tc>
+          <w:tcPr>
+            <w:tcW w:type="dxa" w:w="3400"/>
+          </w:tcPr>
+          <w:p>
+            <w:r>
+              <w:rPr>
+                <w:color w:val="202020"/>
+                <w:sz w:val="19"/>
+              </w:rPr>
+              <w:t>Signs {timestamp}.{body}; freshness window default 300s; false = migration mode, no replay protection</w:t>
+            </w:r>
+          </w:p>
+        </w:tc>
+      </w:tr>
+    </w:tbl>
+    <w:p>
+      <w:pPr>
+        <w:spacing w:after="40"/>
+      </w:pPr>
+    </w:p>
+    <w:tbl>
+      <w:tblPr>
+        <w:tblW w:type="auto" w:w="0"/>
+        <w:tblLayout w:type="fixed"/>
+        <w:tblLook w:firstColumn="1" w:firstRow="1" w:lastColumn="0" w:lastRow="0" w:noHBand="0" w:noVBand="1" w:val="04A0"/>
+      </w:tblPr>
+      <w:tblGrid>
+        <w:gridCol w:w="9360"/>
+      </w:tblGrid>
+      <w:tr>
+        <w:tc>
+          <w:tcPr>
+            <w:tcW w:type="dxa" w:w="9360"/>
+            <w:shd w:val="clear" w:color="auto" w:fill="F0EAF7"/>
+            <w:tcBorders>
+              <w:top w:val="single" w:sz="4" w:space="0" w:color="6A3D9A"/>
+              <w:left w:val="single" w:sz="24" w:space="0" w:color="6A3D9A"/>
+              <w:bottom w:val="single" w:sz="4" w:space="0" w:color="6A3D9A"/>
+              <w:right w:val="single" w:sz="4" w:space="0" w:color="6A3D9A"/>
+            </w:tcBorders>
+          </w:tcPr>
+          <w:p>
+            <w:r>
+              <w:rPr>
+                <w:b/>
+                <w:color w:val="6A3D9A"/>
+              </w:rPr>
+              <w:t xml:space="preserve">Information to request: </w:t>
+            </w:r>
+            <w:r>
+              <w:rPr>
+                <w:color w:val="202020"/>
+                <w:sz w:val="20"/>
+              </w:rPr>
+              <w:t xml:space="preserve">Exact variable names, and which of these default to on, differ per connector — this section is the shared theory, not the authority for your values. Always confirm against your connector guide's Configuration reference and its </w:t>
+            </w:r>
+            <w:r>
+              <w:rPr>
+                <w:rFonts w:ascii="Consolas" w:hAnsi="Consolas"/>
+                <w:color w:val="202020"/>
+                <w:sz w:val="19"/>
+              </w:rPr>
+              <w:t>env/.env.local.example</w:t>
+            </w:r>
+            <w:r>
+              <w:rPr>
+                <w:color w:val="202020"/>
+                <w:sz w:val="20"/>
+              </w:rPr>
+              <w:t xml:space="preserve"> before you deploy or change a setting.</w:t>
+            </w:r>
+          </w:p>
+        </w:tc>
+      </w:tr>
+    </w:tbl>
+    <w:p>
+      <w:pPr>
+        <w:spacing w:after="40"/>
+      </w:pPr>
     </w:p>
     <w:sectPr>
       <w:headerReference w:type="default" r:id="rId9"/>

--- a/Operator_Guides/00_Tenant_and_Common_Concepts_Guide.docx
+++ b/Operator_Guides/00_Tenant_and_Common_Concepts_Guide.docx
@@ -155,7 +155,7 @@
                 <w:color w:val="202020"/>
                 <w:sz w:val="20"/>
               </w:rPr>
-              <w:t>1.1</w:t>
+              <w:t>1.2</w:t>
             </w:r>
           </w:p>
         </w:tc>
@@ -187,7 +187,7 @@
                 <w:color w:val="202020"/>
                 <w:sz w:val="20"/>
               </w:rPr>
-              <w:t>18 July 2026 (bank-grade hardening release)</w:t>
+              <w:t>20 July 2026 (adversarial hardening release)</w:t>
             </w:r>
           </w:p>
         </w:tc>
@@ -5579,7 +5579,20 @@
         <w:rPr>
           <w:color w:val="202020"/>
         </w:rPr>
-        <w:t xml:space="preserve"> outage. Each external dependency (the source system, Graph) has a breaker (</w:t>
+        <w:t xml:space="preserve"> outage. On the connectors that ship one — </w:t>
+      </w:r>
+      <w:r>
+        <w:rPr>
+          <w:b/>
+          <w:color w:val="202020"/>
+        </w:rPr>
+        <w:t>Clarizen, Seismic, Altrata and Hadoop; the Salesforce connector has no circuit breaker</w:t>
+      </w:r>
+      <w:r>
+        <w:rPr>
+          <w:color w:val="202020"/>
+        </w:rPr>
+        <w:t xml:space="preserve"> (it relies on retry/backoff and 429 handling alone) — each external dependency (the source system, Graph) has a breaker (</w:t>
       </w:r>
       <w:r>
         <w:rPr>
@@ -8460,7 +8473,7 @@
                 <w:color w:val="202020"/>
                 <w:sz w:val="19"/>
               </w:rPr>
-              <w:t>Failed item ids, object type, error, timestamps — plus full request/response payloads (source field values) in the default DEADLETTER_PAYLOAD_MODE=full</w:t>
+              <w:t>Failed item ids, object type, error, timestamps. In the default DEADLETTER_PAYLOAD_MODE=redacted, payload values/content are replaced by sha256 hashes (ids/errors/ACLs/field names kept); the opt-in DEADLETTER_PAYLOAD_MODE=full writes raw request/response payloads (source field values)</w:t>
             </w:r>
           </w:p>
         </w:tc>
@@ -8474,7 +8487,7 @@
                 <w:color w:val="202020"/>
                 <w:sz w:val="19"/>
               </w:rPr>
-              <w:t>HIGH in full mode. Set DEADLETTER_PAYLOAD_MODE=redacted where source data is sensitive (keeps ids/errors/ACLs/field names + sha256 hashes); file ACLs; drain with retry-failed</w:t>
+              <w:t>Low by default (hashes + field names only); HIGH only if you opt in to full (raw source data at rest). Keep the redacted default where source data is sensitive; file ACLs; drain with retry-failed</w:t>
             </w:r>
           </w:p>
         </w:tc>
@@ -19758,7 +19771,22 @@
           <w:color w:val="202020"/>
           <w:sz w:val="20"/>
         </w:rPr>
-        <w:t>Each entry chains to the previous by hash, so any edit, reorder or deletion breaks the chain and a Verify step catches it — your evidence of *why* an item was hidden or restricted. Default-on for some connectors, opt-in for others (confirm per connector); store it off-host for strong non-repudiation.</w:t>
+        <w:t xml:space="preserve">Each entry chains to the previous by hash, so an edit, reorder or deletion breaks the chain and a Verify step catches it — your evidence of *why* an item was hidden or restricted. The guarantee is </w:t>
+      </w:r>
+      <w:r>
+        <w:rPr>
+          <w:b/>
+          <w:color w:val="202020"/>
+          <w:sz w:val="20"/>
+        </w:rPr>
+        <w:t>loudness, not losslessness</w:t>
+      </w:r>
+      <w:r>
+        <w:rPr>
+          <w:color w:val="202020"/>
+          <w:sz w:val="20"/>
+        </w:rPr>
+        <w:t xml:space="preserve"> (see 14.6 and section 15.7 for the narrow documented limits). Default-on for some connectors, opt-in for others (confirm per connector); store it off-host for strong non-repudiation.</w:t>
       </w:r>
     </w:p>
     <w:p>
@@ -20796,7 +20824,7 @@
         <w:rPr>
           <w:color w:val="202020"/>
         </w:rPr>
-        <w:t xml:space="preserve">. Each entry chains to the previous one by hash, so any edit, reorder or deletion breaks the chain, and a </w:t>
+        <w:t xml:space="preserve">. Each entry chains to the previous one by hash, so an edit, reorder or deletion breaks the chain, and a </w:t>
       </w:r>
       <w:r>
         <w:rPr>
@@ -20836,6 +20864,43 @@
           <w:color w:val="202020"/>
         </w:rPr>
         <w:t>.</w:t>
+      </w:r>
+    </w:p>
+    <w:p>
+      <w:pPr>
+        <w:spacing w:after="120"/>
+      </w:pPr>
+      <w:r>
+        <w:rPr>
+          <w:color w:val="202020"/>
+        </w:rPr>
+        <w:t xml:space="preserve">Be precise about what the ledger guarantees: </w:t>
+      </w:r>
+      <w:r>
+        <w:rPr>
+          <w:b/>
+          <w:color w:val="202020"/>
+        </w:rPr>
+        <w:t>loudness, not losslessness</w:t>
+      </w:r>
+      <w:r>
+        <w:rPr>
+          <w:color w:val="202020"/>
+        </w:rPr>
+        <w:t xml:space="preserve">. Damage — crash or tamper — is *surfaced* (a verification failure, a sequence gap, a damage report, a refusal to read the file), not silently healed, and a destroyed record is reported, </w:t>
+      </w:r>
+      <w:r>
+        <w:rPr>
+          <w:b/>
+          <w:color w:val="202020"/>
+        </w:rPr>
+        <w:t>not recovered</w:t>
+      </w:r>
+      <w:r>
+        <w:rPr>
+          <w:color w:val="202020"/>
+        </w:rPr>
+        <w:t>. The hostile verification of this file on the Seismic connector also established the guarantee's measured limits: appending a correctly chained record is not defended by the chain itself (it is surfaced separately), and one narrow damage shape — a record's final byte overwritten by JSON whitespace, or deleted — is byte-for-byte indistinguishable from an interrupted write and drops that record quietly. Off-box/WORM shipping is the control that covers both. The exact figures and residuals are in section 15.7 and each connector's own docs.</w:t>
       </w:r>
     </w:p>
     <w:p>
@@ -21315,7 +21380,7 @@
                 <w:color w:val="202020"/>
                 <w:sz w:val="19"/>
               </w:rPr>
-              <w:t>Append-only SHA-256 hash chain; ids/reasons only, no PII; Verify detects tamper</w:t>
+              <w:t>Append-only SHA-256 hash chain; ids/reasons only, no PII; Verify detects tamper (guarantee is loudness, not losslessness — limits in 14.6/15.7)</w:t>
             </w:r>
           </w:p>
         </w:tc>
@@ -21420,6 +21485,2136 @@
                 <w:sz w:val="20"/>
               </w:rPr>
               <w:t xml:space="preserve"> before you deploy or change a setting.</w:t>
+            </w:r>
+          </w:p>
+        </w:tc>
+      </w:tr>
+    </w:tbl>
+    <w:p>
+      <w:pPr>
+        <w:spacing w:after="40"/>
+      </w:pPr>
+    </w:p>
+    <w:p>
+      <w:r>
+        <w:br w:type="page"/>
+      </w:r>
+    </w:p>
+    <w:p>
+      <w:pPr>
+        <w:pStyle w:val="Heading1"/>
+      </w:pPr>
+      <w:r>
+        <w:rPr>
+          <w:color w:val="1F3864"/>
+        </w:rPr>
+        <w:t>15. Adversarial assurance — how these connectors are verified</w:t>
+      </w:r>
+    </w:p>
+    <w:p>
+      <w:pPr>
+        <w:spacing w:after="200"/>
+      </w:pPr>
+      <w:r>
+        <w:rPr>
+          <w:color w:val="595959"/>
+          <w:sz w:val="23"/>
+        </w:rPr>
+        <w:t>Every guide in this suite makes claims: this control exists, this failure is caught, this number was measured. This section explains — once, for the whole fleet — how those claims are checked: not by the people who wrote the code, but by independent hostile verification whose job is to prove the fixes and the documents wrong. The per-connector guides point here instead of repeating it.</w:t>
+      </w:r>
+    </w:p>
+    <w:p>
+      <w:pPr>
+        <w:spacing w:after="120"/>
+      </w:pPr>
+      <w:r>
+        <w:rPr>
+          <w:color w:val="202020"/>
+        </w:rPr>
+        <w:t xml:space="preserve">As of </w:t>
+      </w:r>
+      <w:r>
+        <w:rPr>
+          <w:b/>
+          <w:color w:val="202020"/>
+        </w:rPr>
+        <w:t>20 July 2026</w:t>
+      </w:r>
+      <w:r>
+        <w:rPr>
+          <w:color w:val="202020"/>
+        </w:rPr>
+        <w:t xml:space="preserve">, the five suites pass in full — </w:t>
+      </w:r>
+      <w:r>
+        <w:rPr>
+          <w:b/>
+          <w:color w:val="202020"/>
+        </w:rPr>
+        <w:t>4,824 tests, 0 warnings, 0 failures</w:t>
+      </w:r>
+      <w:r>
+        <w:rPr>
+          <w:color w:val="202020"/>
+        </w:rPr>
+        <w:t>, independently measured across all five connectors:</w:t>
+      </w:r>
+    </w:p>
+    <w:tbl>
+      <w:tblPr>
+        <w:tblW w:type="auto" w:w="0"/>
+        <w:jc w:val="center"/>
+        <w:tblLayout w:type="fixed"/>
+        <w:tblLook w:firstColumn="1" w:firstRow="1" w:lastColumn="0" w:lastRow="0" w:noHBand="0" w:noVBand="1" w:val="04A0"/>
+        <w:tblBorders>
+          <w:top w:val="single" w:sz="4" w:space="0" w:color="C9D3E3"/>
+          <w:left w:val="single" w:sz="4" w:space="0" w:color="C9D3E3"/>
+          <w:bottom w:val="single" w:sz="4" w:space="0" w:color="C9D3E3"/>
+          <w:right w:val="single" w:sz="4" w:space="0" w:color="C9D3E3"/>
+          <w:insideH w:val="single" w:sz="4" w:space="0" w:color="C9D3E3"/>
+          <w:insideV w:val="single" w:sz="4" w:space="0" w:color="C9D3E3"/>
+        </w:tblBorders>
+      </w:tblPr>
+      <w:tblGrid>
+        <w:gridCol w:w="4680"/>
+        <w:gridCol w:w="4680"/>
+      </w:tblGrid>
+      <w:tr>
+        <w:tc>
+          <w:tcPr>
+            <w:tcW w:type="dxa" w:w="4680"/>
+            <w:shd w:val="clear" w:color="auto" w:fill="2E5496"/>
+          </w:tcPr>
+          <w:p>
+            <w:r>
+              <w:rPr>
+                <w:b/>
+                <w:color w:val="FFFFFF"/>
+                <w:sz w:val="19"/>
+              </w:rPr>
+              <w:t>Connector</w:t>
+            </w:r>
+          </w:p>
+        </w:tc>
+        <w:tc>
+          <w:tcPr>
+            <w:tcW w:type="dxa" w:w="4680"/>
+            <w:shd w:val="clear" w:color="auto" w:fill="2E5496"/>
+          </w:tcPr>
+          <w:p>
+            <w:r>
+              <w:rPr>
+                <w:b/>
+                <w:color w:val="FFFFFF"/>
+                <w:sz w:val="19"/>
+              </w:rPr>
+              <w:t>Tests passing (measured 20 July 2026)</w:t>
+            </w:r>
+          </w:p>
+        </w:tc>
+      </w:tr>
+      <w:tr>
+        <w:tc>
+          <w:tcPr>
+            <w:tcW w:type="dxa" w:w="4680"/>
+          </w:tcPr>
+          <w:p>
+            <w:r>
+              <w:rPr>
+                <w:color w:val="202020"/>
+                <w:sz w:val="19"/>
+              </w:rPr>
+              <w:t>Salesforce</w:t>
+            </w:r>
+          </w:p>
+        </w:tc>
+        <w:tc>
+          <w:tcPr>
+            <w:tcW w:type="dxa" w:w="4680"/>
+          </w:tcPr>
+          <w:p>
+            <w:r>
+              <w:rPr>
+                <w:color w:val="202020"/>
+                <w:sz w:val="19"/>
+              </w:rPr>
+              <w:t>1,206</w:t>
+            </w:r>
+          </w:p>
+        </w:tc>
+      </w:tr>
+      <w:tr>
+        <w:tc>
+          <w:tcPr>
+            <w:tcW w:type="dxa" w:w="4680"/>
+            <w:shd w:val="clear" w:color="auto" w:fill="F7F9FC"/>
+          </w:tcPr>
+          <w:p>
+            <w:r>
+              <w:rPr>
+                <w:color w:val="202020"/>
+                <w:sz w:val="19"/>
+              </w:rPr>
+              <w:t>Seismic</w:t>
+            </w:r>
+          </w:p>
+        </w:tc>
+        <w:tc>
+          <w:tcPr>
+            <w:tcW w:type="dxa" w:w="4680"/>
+            <w:shd w:val="clear" w:color="auto" w:fill="F7F9FC"/>
+          </w:tcPr>
+          <w:p>
+            <w:r>
+              <w:rPr>
+                <w:color w:val="202020"/>
+                <w:sz w:val="19"/>
+              </w:rPr>
+              <w:t>1,017</w:t>
+            </w:r>
+          </w:p>
+        </w:tc>
+      </w:tr>
+      <w:tr>
+        <w:tc>
+          <w:tcPr>
+            <w:tcW w:type="dxa" w:w="4680"/>
+          </w:tcPr>
+          <w:p>
+            <w:r>
+              <w:rPr>
+                <w:color w:val="202020"/>
+                <w:sz w:val="19"/>
+              </w:rPr>
+              <w:t>Hadoop BDH</w:t>
+            </w:r>
+          </w:p>
+        </w:tc>
+        <w:tc>
+          <w:tcPr>
+            <w:tcW w:type="dxa" w:w="4680"/>
+          </w:tcPr>
+          <w:p>
+            <w:r>
+              <w:rPr>
+                <w:color w:val="202020"/>
+                <w:sz w:val="19"/>
+              </w:rPr>
+              <w:t>981</w:t>
+            </w:r>
+          </w:p>
+        </w:tc>
+      </w:tr>
+      <w:tr>
+        <w:tc>
+          <w:tcPr>
+            <w:tcW w:type="dxa" w:w="4680"/>
+            <w:shd w:val="clear" w:color="auto" w:fill="F7F9FC"/>
+          </w:tcPr>
+          <w:p>
+            <w:r>
+              <w:rPr>
+                <w:color w:val="202020"/>
+                <w:sz w:val="19"/>
+              </w:rPr>
+              <w:t>Clarizen</w:t>
+            </w:r>
+          </w:p>
+        </w:tc>
+        <w:tc>
+          <w:tcPr>
+            <w:tcW w:type="dxa" w:w="4680"/>
+            <w:shd w:val="clear" w:color="auto" w:fill="F7F9FC"/>
+          </w:tcPr>
+          <w:p>
+            <w:r>
+              <w:rPr>
+                <w:color w:val="202020"/>
+                <w:sz w:val="19"/>
+              </w:rPr>
+              <w:t>877</w:t>
+            </w:r>
+          </w:p>
+        </w:tc>
+      </w:tr>
+      <w:tr>
+        <w:tc>
+          <w:tcPr>
+            <w:tcW w:type="dxa" w:w="4680"/>
+          </w:tcPr>
+          <w:p>
+            <w:r>
+              <w:rPr>
+                <w:color w:val="202020"/>
+                <w:sz w:val="19"/>
+              </w:rPr>
+              <w:t>Altrata</w:t>
+            </w:r>
+          </w:p>
+        </w:tc>
+        <w:tc>
+          <w:tcPr>
+            <w:tcW w:type="dxa" w:w="4680"/>
+          </w:tcPr>
+          <w:p>
+            <w:r>
+              <w:rPr>
+                <w:color w:val="202020"/>
+                <w:sz w:val="19"/>
+              </w:rPr>
+              <w:t>743</w:t>
+            </w:r>
+          </w:p>
+        </w:tc>
+      </w:tr>
+      <w:tr>
+        <w:tc>
+          <w:tcPr>
+            <w:tcW w:type="dxa" w:w="4680"/>
+            <w:shd w:val="clear" w:color="auto" w:fill="F7F9FC"/>
+          </w:tcPr>
+          <w:p>
+            <w:r>
+              <w:rPr>
+                <w:b/>
+                <w:color w:val="202020"/>
+                <w:sz w:val="19"/>
+              </w:rPr>
+              <w:t>Fleet total</w:t>
+            </w:r>
+          </w:p>
+        </w:tc>
+        <w:tc>
+          <w:tcPr>
+            <w:tcW w:type="dxa" w:w="4680"/>
+            <w:shd w:val="clear" w:color="auto" w:fill="F7F9FC"/>
+          </w:tcPr>
+          <w:p>
+            <w:r>
+              <w:rPr>
+                <w:b/>
+                <w:color w:val="202020"/>
+                <w:sz w:val="19"/>
+              </w:rPr>
+              <w:t>4,824</w:t>
+            </w:r>
+            <w:r>
+              <w:rPr>
+                <w:color w:val="202020"/>
+                <w:sz w:val="19"/>
+              </w:rPr>
+              <w:t xml:space="preserve"> (0 warnings, 0 failures)</w:t>
+            </w:r>
+          </w:p>
+        </w:tc>
+      </w:tr>
+    </w:tbl>
+    <w:p>
+      <w:pPr>
+        <w:spacing w:after="40"/>
+      </w:pPr>
+    </w:p>
+    <w:p>
+      <w:pPr>
+        <w:spacing w:after="120"/>
+      </w:pPr>
+      <w:r>
+        <w:rPr>
+          <w:color w:val="202020"/>
+        </w:rPr>
+        <w:t xml:space="preserve">Those counts are necessary evidence, but they are the </w:t>
+      </w:r>
+      <w:r>
+        <w:rPr>
+          <w:b/>
+          <w:color w:val="202020"/>
+        </w:rPr>
+        <w:t>weakest</w:t>
+      </w:r>
+      <w:r>
+        <w:rPr>
+          <w:color w:val="202020"/>
+        </w:rPr>
+        <w:t xml:space="preserve"> evidence in this section. The hardening rounds showed repeatedly that a green suite written by a feature's own author can stay green while the feature is broken — which is why the counts above are backed by the adversarial process described below.</w:t>
+      </w:r>
+    </w:p>
+    <w:p>
+      <w:pPr>
+        <w:pStyle w:val="Heading2"/>
+      </w:pPr>
+      <w:r>
+        <w:rPr>
+          <w:color w:val="2E5496"/>
+        </w:rPr>
+        <w:t>15.1 Why author-written tests were not enough</w:t>
+      </w:r>
+    </w:p>
+    <w:p>
+      <w:pPr>
+        <w:spacing w:after="120"/>
+      </w:pPr>
+      <w:r>
+        <w:rPr>
+          <w:color w:val="202020"/>
+        </w:rPr>
+        <w:t>A test written by the person who wrote the fix encodes the same assumptions as the fix. The hardening rounds surfaced several real, shipped examples of tests that *looked like* assurance and were not:</w:t>
+      </w:r>
+    </w:p>
+    <w:p>
+      <w:pPr>
+        <w:pStyle w:val="ListBullet"/>
+        <w:spacing w:after="40"/>
+      </w:pPr>
+      <w:r>
+        <w:rPr>
+          <w:b/>
+          <w:color w:val="202020"/>
+        </w:rPr>
+        <w:t>A guard that tested layout, not behaviour.</w:t>
+      </w:r>
+      <w:r>
+        <w:rPr>
+          <w:color w:val="202020"/>
+        </w:rPr>
+        <w:t xml:space="preserve"> One connector's protection against a rollback-masking defect was a regex over the source text that only matched a </w:t>
+      </w:r>
+      <w:r>
+        <w:rPr>
+          <w:rFonts w:ascii="Consolas" w:hAnsi="Consolas"/>
+          <w:color w:val="202020"/>
+          <w:sz w:val="19"/>
+        </w:rPr>
+        <w:t>Rollback()</w:t>
+      </w:r>
+      <w:r>
+        <w:rPr>
+          <w:color w:val="202020"/>
+        </w:rPr>
+        <w:t xml:space="preserve"> call at the start of a line. Reinstating the exact defect with the code collapsed onto one line left the entire suite green. It was replaced with a guard over the </w:t>
+      </w:r>
+      <w:r>
+        <w:rPr>
+          <w:b/>
+          <w:color w:val="202020"/>
+        </w:rPr>
+        <w:t>compiled IL</w:t>
+      </w:r>
+      <w:r>
+        <w:rPr>
+          <w:color w:val="202020"/>
+        </w:rPr>
+        <w:t>, verified by reinstating the defect in three different formattings — each turned the guard red.</w:t>
+      </w:r>
+    </w:p>
+    <w:p>
+      <w:pPr>
+        <w:pStyle w:val="ListBullet"/>
+        <w:spacing w:after="40"/>
+      </w:pPr>
+      <w:r>
+        <w:rPr>
+          <w:b/>
+          <w:color w:val="202020"/>
+        </w:rPr>
+        <w:t>A self-test that could not fail.</w:t>
+      </w:r>
+      <w:r>
+        <w:rPr>
+          <w:color w:val="202020"/>
+        </w:rPr>
+        <w:t xml:space="preserve"> Another connector's drift-guard self-test mutated a local </w:t>
+      </w:r>
+      <w:r>
+        <w:rPr>
+          <w:rFonts w:ascii="Consolas" w:hAnsi="Consolas"/>
+          <w:color w:val="202020"/>
+          <w:sz w:val="19"/>
+        </w:rPr>
+        <w:t>HashSet</w:t>
+      </w:r>
+      <w:r>
+        <w:rPr>
+          <w:color w:val="202020"/>
+        </w:rPr>
+        <w:t xml:space="preserve"> and asserted set arithmetic on it — it exercised no production code and would have passed however broken the guard was. It now drives a genuinely undeclared property through the real code and asserts the connector refuses it.</w:t>
+      </w:r>
+    </w:p>
+    <w:p>
+      <w:pPr>
+        <w:pStyle w:val="ListBullet"/>
+        <w:spacing w:after="40"/>
+      </w:pPr>
+      <w:r>
+        <w:rPr>
+          <w:b/>
+          <w:color w:val="202020"/>
+        </w:rPr>
+        <w:t>A sampled sweep that read as exhaustive.</w:t>
+      </w:r>
+      <w:r>
+        <w:rPr>
+          <w:color w:val="202020"/>
+        </w:rPr>
+        <w:t xml:space="preserve"> A damage sweep over a ledger record replaced bytes from a five-value alphabet (</w:t>
+      </w:r>
+      <w:r>
+        <w:rPr>
+          <w:rFonts w:ascii="Consolas" w:hAnsi="Consolas"/>
+          <w:color w:val="202020"/>
+          <w:sz w:val="19"/>
+        </w:rPr>
+        <w:t>X</w:t>
+      </w:r>
+      <w:r>
+        <w:rPr>
+          <w:color w:val="202020"/>
+        </w:rPr>
+        <w:t xml:space="preserve">, </w:t>
+      </w:r>
+      <w:r>
+        <w:rPr>
+          <w:rFonts w:ascii="Consolas" w:hAnsi="Consolas"/>
+          <w:color w:val="202020"/>
+          <w:sz w:val="19"/>
+        </w:rPr>
+        <w:t>0xff</w:t>
+      </w:r>
+      <w:r>
+        <w:rPr>
+          <w:color w:val="202020"/>
+        </w:rPr>
+        <w:t xml:space="preserve">, space, comma, NUL). That sample concealed a blocker — a backslash landing inside a hash value — for a </w:t>
+      </w:r>
+      <w:r>
+        <w:rPr>
+          <w:b/>
+          <w:color w:val="202020"/>
+        </w:rPr>
+        <w:t>full verification round</w:t>
+      </w:r>
+      <w:r>
+        <w:rPr>
+          <w:color w:val="202020"/>
+        </w:rPr>
+        <w:t>. The sweep now covers all 256 byte values at every offset.</w:t>
+      </w:r>
+    </w:p>
+    <w:p>
+      <w:pPr>
+        <w:pStyle w:val="ListBullet"/>
+        <w:spacing w:after="40"/>
+      </w:pPr>
+      <w:r>
+        <w:rPr>
+          <w:b/>
+          <w:color w:val="202020"/>
+        </w:rPr>
+        <w:t>A test that compared code against a model of itself.</w:t>
+      </w:r>
+      <w:r>
+        <w:rPr>
+          <w:color w:val="202020"/>
+        </w:rPr>
+        <w:t xml:space="preserve"> A cross-backend agreement test compared one backend against a hand-written model of the other's semantics, authored alongside the fix it asserted. A model can only detect divergences it already encodes; it stayed green through a defect in which the two backends stored different values. It was removed rather than renamed, and the agreement it claimed is now recorded as </w:t>
+      </w:r>
+      <w:r>
+        <w:rPr>
+          <w:b/>
+          <w:color w:val="202020"/>
+        </w:rPr>
+        <w:t>open, not proven</w:t>
+      </w:r>
+      <w:r>
+        <w:rPr>
+          <w:color w:val="202020"/>
+        </w:rPr>
+        <w:t xml:space="preserve"> in that connector's docs.</w:t>
+      </w:r>
+    </w:p>
+    <w:p>
+      <w:pPr>
+        <w:pStyle w:val="Heading2"/>
+      </w:pPr>
+      <w:r>
+        <w:rPr>
+          <w:color w:val="2E5496"/>
+        </w:rPr>
+        <w:t>15.2 Independent hostile verification and claim audits</w:t>
+      </w:r>
+    </w:p>
+    <w:p>
+      <w:pPr>
+        <w:spacing w:after="120"/>
+      </w:pPr>
+      <w:r>
+        <w:rPr>
+          <w:color w:val="202020"/>
+        </w:rPr>
+        <w:t xml:space="preserve">Every hardening fix in this release was attacked by an </w:t>
+      </w:r>
+      <w:r>
+        <w:rPr>
+          <w:b/>
+          <w:color w:val="202020"/>
+        </w:rPr>
+        <w:t>independent hostile verifier</w:t>
+      </w:r>
+      <w:r>
+        <w:rPr>
+          <w:color w:val="202020"/>
+        </w:rPr>
+        <w:t xml:space="preserve"> — an examiner who is never shown the fixer's reasoning, only the code and the claims, and whose task is to break the fix, not to confirm it. A fix's verdict comes from surviving that attack, not from its author's test run.</w:t>
+      </w:r>
+    </w:p>
+    <w:p>
+      <w:pPr>
+        <w:spacing w:after="120"/>
+      </w:pPr>
+      <w:r>
+        <w:rPr>
+          <w:color w:val="202020"/>
+        </w:rPr>
+        <w:t xml:space="preserve">From round 9 onward the verifier also ruled on </w:t>
+      </w:r>
+      <w:r>
+        <w:rPr>
+          <w:b/>
+          <w:color w:val="202020"/>
+        </w:rPr>
+        <w:t>every written claim</w:t>
+      </w:r>
+      <w:r>
+        <w:rPr>
+          <w:color w:val="202020"/>
+        </w:rPr>
+        <w:t xml:space="preserve"> — in changelogs, docs and guides — as </w:t>
+      </w:r>
+      <w:r>
+        <w:rPr>
+          <w:b/>
+          <w:color w:val="202020"/>
+        </w:rPr>
+        <w:t>TRUE, FALSE or OVERSTATED</w:t>
+      </w:r>
+      <w:r>
+        <w:rPr>
+          <w:color w:val="202020"/>
+        </w:rPr>
+        <w:t xml:space="preserve">, *before* probing the code. That matters because the worst defects this programme found were not in code but in </w:t>
+      </w:r>
+      <w:r>
+        <w:rPr>
+          <w:b/>
+          <w:color w:val="202020"/>
+        </w:rPr>
+        <w:t>documents</w:t>
+      </w:r>
+      <w:r>
+        <w:rPr>
+          <w:color w:val="202020"/>
+        </w:rPr>
+        <w:t>: a measured number copied between documents instead of re-measured (one connector carried a figure of "2 of 265" across three docs, a changelog and a test comment; the true pre-fix figure, measured exhaustively, was 3 offsets and 228 of 67,840 combinations), and guarantees stated in prose that the code did not hold. A document is part of the attack surface: an operator acts on what the guide says, so an overstated guide is itself a defect.</w:t>
+      </w:r>
+    </w:p>
+    <w:p>
+      <w:pPr>
+        <w:pStyle w:val="Heading2"/>
+      </w:pPr>
+      <w:r>
+        <w:rPr>
+          <w:color w:val="2E5496"/>
+        </w:rPr>
+        <w:t>15.3 Mutation testing</w:t>
+      </w:r>
+    </w:p>
+    <w:p>
+      <w:pPr>
+        <w:spacing w:after="120"/>
+      </w:pPr>
+      <w:r>
+        <w:rPr>
+          <w:color w:val="202020"/>
+        </w:rPr>
+        <w:t xml:space="preserve">Fixers were required to </w:t>
+      </w:r>
+      <w:r>
+        <w:rPr>
+          <w:b/>
+          <w:color w:val="202020"/>
+        </w:rPr>
+        <w:t>mutation-test their own work</w:t>
+      </w:r>
+      <w:r>
+        <w:rPr>
+          <w:color w:val="202020"/>
+        </w:rPr>
+        <w:t>: deliberately re-introduce the defect (and variants of it) and demonstrate that the suite goes red — then report any mutant that *survives*, rather than hiding it. Several of the defects above were found exactly this way: a stamped-but-undeclared Graph property that sailed past a drift guard was proven by adding one line to the crawl loop and watching every check stay green; a rollback-masking guard was validated by reinstating the masked catch in three formattings. A test that has never been seen to fail proves nothing — mutation testing is how each guard earned the claim that it would actually fire.</w:t>
+      </w:r>
+    </w:p>
+    <w:p>
+      <w:pPr>
+        <w:pStyle w:val="Heading2"/>
+      </w:pPr>
+      <w:r>
+        <w:rPr>
+          <w:color w:val="2E5496"/>
+        </w:rPr>
+        <w:t>15.4 Exhaustive sweeps, not samples</w:t>
+      </w:r>
+    </w:p>
+    <w:p>
+      <w:pPr>
+        <w:spacing w:after="120"/>
+      </w:pPr>
+      <w:r>
+        <w:rPr>
+          <w:color w:val="202020"/>
+        </w:rPr>
+        <w:t xml:space="preserve">After the five-value-alphabet incident (15.1), sampled sweeps were replaced by </w:t>
+      </w:r>
+      <w:r>
+        <w:rPr>
+          <w:b/>
+          <w:color w:val="202020"/>
+        </w:rPr>
+        <w:t>exhaustive</w:t>
+      </w:r>
+      <w:r>
+        <w:rPr>
+          <w:color w:val="202020"/>
+        </w:rPr>
+        <w:t xml:space="preserve"> ones wherever the input space is enumerable. The ledger-damage measurement on the Seismic connector is the model: every one of the 256 byte values at every one of the 265 offsets of a real final record (67,840 replacements), all 68,096 single-byte insertions, all 265 deletions and all 265 truncations — with every combination classified as recovered, refused, or dropped, and the quiet-drop residue stated exactly (see 15.7). A sample answers "did the cases we thought of pass?"; an exhaustive sweep answers "what is the complete set of cases that fail?" — and only the second is a measurement.</w:t>
+      </w:r>
+    </w:p>
+    <w:p>
+      <w:pPr>
+        <w:pStyle w:val="Heading2"/>
+      </w:pPr>
+      <w:r>
+        <w:rPr>
+          <w:color w:val="2E5496"/>
+        </w:rPr>
+        <w:t>15.5 The recurring lesson: the cleanest fixes removed machinery</w:t>
+      </w:r>
+    </w:p>
+    <w:p>
+      <w:pPr>
+        <w:spacing w:after="120"/>
+      </w:pPr>
+      <w:r>
+        <w:rPr>
+          <w:color w:val="202020"/>
+        </w:rPr>
+        <w:t xml:space="preserve">Across four adversarial rounds, fixes that </w:t>
+      </w:r>
+      <w:r>
+        <w:rPr>
+          <w:b/>
+          <w:color w:val="202020"/>
+        </w:rPr>
+        <w:t>added</w:t>
+      </w:r>
+      <w:r>
+        <w:rPr>
+          <w:color w:val="202020"/>
+        </w:rPr>
+        <w:t xml:space="preserve"> machinery kept yielding new defects for the next round to find. The cleanest closures did the opposite:</w:t>
+      </w:r>
+    </w:p>
+    <w:p>
+      <w:pPr>
+        <w:pStyle w:val="ListBullet"/>
+        <w:spacing w:after="40"/>
+      </w:pPr>
+      <w:r>
+        <w:rPr>
+          <w:b/>
+          <w:color w:val="202020"/>
+        </w:rPr>
+        <w:t>Salesforce deleted a feature as unsound rather than patching it.</w:t>
+      </w:r>
+      <w:r>
+        <w:rPr>
+          <w:color w:val="202020"/>
+        </w:rPr>
+        <w:t xml:space="preserve"> The compound-field FLS propagation inferred a compound's components </w:t>
+      </w:r>
+      <w:r>
+        <w:rPr>
+          <w:b/>
+          <w:color w:val="202020"/>
+        </w:rPr>
+        <w:t>from field names</w:t>
+      </w:r>
+      <w:r>
+        <w:rPr>
+          <w:color w:val="202020"/>
+        </w:rPr>
+        <w:t xml:space="preserve">; on a Person-Accounts org that inference silently dropped every account's </w:t>
+      </w:r>
+      <w:r>
+        <w:rPr>
+          <w:rFonts w:ascii="Consolas" w:hAnsi="Consolas"/>
+          <w:color w:val="202020"/>
+          <w:sz w:val="19"/>
+        </w:rPr>
+        <w:t>Name</w:t>
+      </w:r>
+      <w:r>
+        <w:rPr>
+          <w:color w:val="202020"/>
+        </w:rPr>
+        <w:t xml:space="preserve">, and the feature never delivered the protection it claimed. It was removed outright; address compounds are no longer queried at all — the components are selected individually, so each carries its own real </w:t>
+      </w:r>
+      <w:r>
+        <w:rPr>
+          <w:rFonts w:ascii="Consolas" w:hAnsi="Consolas"/>
+          <w:color w:val="202020"/>
+          <w:sz w:val="19"/>
+        </w:rPr>
+        <w:t>FieldPermissions</w:t>
+      </w:r>
+      <w:r>
+        <w:rPr>
+          <w:color w:val="202020"/>
+        </w:rPr>
+        <w:t xml:space="preserve"> evidence and anything still compound-shaped fails closed.</w:t>
+      </w:r>
+    </w:p>
+    <w:p>
+      <w:pPr>
+        <w:pStyle w:val="ListBullet"/>
+        <w:spacing w:after="40"/>
+      </w:pPr>
+      <w:r>
+        <w:rPr>
+          <w:b/>
+          <w:color w:val="202020"/>
+        </w:rPr>
+        <w:t>Altrata reverted a fix that was worse than its bug, then moved the check to the one correct place.</w:t>
+      </w:r>
+      <w:r>
+        <w:rPr>
+          <w:color w:val="202020"/>
+        </w:rPr>
+        <w:t xml:space="preserve"> Round-8 write-side state validation wedged DSAR erasure over legacy records — an erasure that cannot complete is worse than the divergence it closed. The replacement validates the operator-supplied subject id at the </w:t>
+      </w:r>
+      <w:r>
+        <w:rPr>
+          <w:b/>
+          <w:color w:val="202020"/>
+        </w:rPr>
+        <w:t>erase-subject entry point only</w:t>
+      </w:r>
+      <w:r>
+        <w:rPr>
+          <w:color w:val="202020"/>
+        </w:rPr>
+        <w:t>, before any mutation (a rejected erasure leaves every store byte-identical), while replay and read paths deliberately tolerate legacy data.</w:t>
+      </w:r>
+    </w:p>
+    <w:p>
+      <w:pPr>
+        <w:spacing w:after="120"/>
+      </w:pPr>
+      <w:r>
+        <w:rPr>
+          <w:color w:val="202020"/>
+        </w:rPr>
+        <w:t>The shared moral for anyone extending these connectors: prefer deleting an unsound mechanism, or placing one check at the single point it is correct, over adding a layer that must now be verified too.</w:t>
+      </w:r>
+    </w:p>
+    <w:p>
+      <w:pPr>
+        <w:pStyle w:val="Heading2"/>
+      </w:pPr>
+      <w:r>
+        <w:rPr>
+          <w:color w:val="2E5496"/>
+        </w:rPr>
+        <w:t>15.6 The standing honesty rule</w:t>
+      </w:r>
+    </w:p>
+    <w:p>
+      <w:pPr>
+        <w:spacing w:after="120"/>
+      </w:pPr>
+      <w:r>
+        <w:rPr>
+          <w:color w:val="202020"/>
+        </w:rPr>
+        <w:t xml:space="preserve">Every guide in this suite states what is </w:t>
+      </w:r>
+      <w:r>
+        <w:rPr>
+          <w:b/>
+          <w:color w:val="202020"/>
+        </w:rPr>
+        <w:t>open</w:t>
+      </w:r>
+      <w:r>
+        <w:rPr>
+          <w:color w:val="202020"/>
+        </w:rPr>
+        <w:t xml:space="preserve"> for its connector as plainly as what is closed. An operator misled by an overstated guide is the exact failure this programme kept finding, so "no known residuals" is a claim that must survive the same hostile audit as any other. The authoritative record for each connector is its own tree — </w:t>
+      </w:r>
+      <w:r>
+        <w:rPr>
+          <w:rFonts w:ascii="Consolas" w:hAnsi="Consolas"/>
+          <w:color w:val="202020"/>
+          <w:sz w:val="19"/>
+        </w:rPr>
+        <w:t>CHANGELOG.md</w:t>
+      </w:r>
+      <w:r>
+        <w:rPr>
+          <w:color w:val="202020"/>
+        </w:rPr>
+        <w:t xml:space="preserve"> and </w:t>
+      </w:r>
+      <w:r>
+        <w:rPr>
+          <w:rFonts w:ascii="Consolas" w:hAnsi="Consolas"/>
+          <w:color w:val="202020"/>
+          <w:sz w:val="19"/>
+        </w:rPr>
+        <w:t>docs/</w:t>
+      </w:r>
+      <w:r>
+        <w:rPr>
+          <w:color w:val="202020"/>
+        </w:rPr>
+        <w:t xml:space="preserve"> — and where a guide and the tree disagree, </w:t>
+      </w:r>
+      <w:r>
+        <w:rPr>
+          <w:b/>
+          <w:color w:val="202020"/>
+        </w:rPr>
+        <w:t>the tree wins</w:t>
+      </w:r>
+      <w:r>
+        <w:rPr>
+          <w:color w:val="202020"/>
+        </w:rPr>
+        <w:t>. Section 15.7 is the fleet-wide signpost; the per-connector guides and docs carry the full statements.</w:t>
+      </w:r>
+    </w:p>
+    <w:p>
+      <w:pPr>
+        <w:pStyle w:val="Heading2"/>
+      </w:pPr>
+      <w:r>
+        <w:rPr>
+          <w:color w:val="2E5496"/>
+        </w:rPr>
+        <w:t>15.7 Fleet-wide known-open items (20 July 2026)</w:t>
+      </w:r>
+    </w:p>
+    <w:p>
+      <w:pPr>
+        <w:spacing w:after="120"/>
+      </w:pPr>
+      <w:r>
+        <w:rPr>
+          <w:color w:val="202020"/>
+        </w:rPr>
+        <w:t xml:space="preserve">Pulled from each connector's </w:t>
+      </w:r>
+      <w:r>
+        <w:rPr>
+          <w:rFonts w:ascii="Consolas" w:hAnsi="Consolas"/>
+          <w:color w:val="202020"/>
+          <w:sz w:val="19"/>
+        </w:rPr>
+        <w:t>CHANGELOG.md</w:t>
+      </w:r>
+      <w:r>
+        <w:rPr>
+          <w:color w:val="202020"/>
+        </w:rPr>
+        <w:t xml:space="preserve"> and </w:t>
+      </w:r>
+      <w:r>
+        <w:rPr>
+          <w:rFonts w:ascii="Consolas" w:hAnsi="Consolas"/>
+          <w:color w:val="202020"/>
+          <w:sz w:val="19"/>
+        </w:rPr>
+        <w:t>docs/</w:t>
+      </w:r>
+      <w:r>
+        <w:rPr>
+          <w:color w:val="202020"/>
+        </w:rPr>
+        <w:t xml:space="preserve"> on 20 July 2026. These are the residuals </w:t>
+      </w:r>
+      <w:r>
+        <w:rPr>
+          <w:b/>
+          <w:color w:val="202020"/>
+        </w:rPr>
+        <w:t>as their trees state them</w:t>
+      </w:r>
+      <w:r>
+        <w:rPr>
+          <w:color w:val="202020"/>
+        </w:rPr>
+        <w:t xml:space="preserve"> — read the cited document before relying on or attempting to close any of them.</w:t>
+      </w:r>
+    </w:p>
+    <w:tbl>
+      <w:tblPr>
+        <w:tblW w:type="auto" w:w="0"/>
+        <w:jc w:val="center"/>
+        <w:tblLayout w:type="fixed"/>
+        <w:tblLook w:firstColumn="1" w:firstRow="1" w:lastColumn="0" w:lastRow="0" w:noHBand="0" w:noVBand="1" w:val="04A0"/>
+        <w:tblBorders>
+          <w:top w:val="single" w:sz="4" w:space="0" w:color="C9D3E3"/>
+          <w:left w:val="single" w:sz="4" w:space="0" w:color="C9D3E3"/>
+          <w:bottom w:val="single" w:sz="4" w:space="0" w:color="C9D3E3"/>
+          <w:right w:val="single" w:sz="4" w:space="0" w:color="C9D3E3"/>
+          <w:insideH w:val="single" w:sz="4" w:space="0" w:color="C9D3E3"/>
+          <w:insideV w:val="single" w:sz="4" w:space="0" w:color="C9D3E3"/>
+        </w:tblBorders>
+      </w:tblPr>
+      <w:tblGrid>
+        <w:gridCol w:w="1100"/>
+        <w:gridCol w:w="3300"/>
+        <w:gridCol w:w="2820"/>
+        <w:gridCol w:w="2140"/>
+      </w:tblGrid>
+      <w:tr>
+        <w:tc>
+          <w:tcPr>
+            <w:tcW w:type="dxa" w:w="1100"/>
+            <w:shd w:val="clear" w:color="auto" w:fill="2E5496"/>
+          </w:tcPr>
+          <w:p>
+            <w:r>
+              <w:rPr>
+                <w:b/>
+                <w:color w:val="FFFFFF"/>
+                <w:sz w:val="19"/>
+              </w:rPr>
+              <w:t>Connector</w:t>
+            </w:r>
+          </w:p>
+        </w:tc>
+        <w:tc>
+          <w:tcPr>
+            <w:tcW w:type="dxa" w:w="3300"/>
+            <w:shd w:val="clear" w:color="auto" w:fill="2E5496"/>
+          </w:tcPr>
+          <w:p>
+            <w:r>
+              <w:rPr>
+                <w:b/>
+                <w:color w:val="FFFFFF"/>
+                <w:sz w:val="19"/>
+              </w:rPr>
+              <w:t>Open item</w:t>
+            </w:r>
+          </w:p>
+        </w:tc>
+        <w:tc>
+          <w:tcPr>
+            <w:tcW w:type="dxa" w:w="2820"/>
+            <w:shd w:val="clear" w:color="auto" w:fill="2E5496"/>
+          </w:tcPr>
+          <w:p>
+            <w:r>
+              <w:rPr>
+                <w:b/>
+                <w:color w:val="FFFFFF"/>
+                <w:sz w:val="19"/>
+              </w:rPr>
+              <w:t>Operator impact</w:t>
+            </w:r>
+          </w:p>
+        </w:tc>
+        <w:tc>
+          <w:tcPr>
+            <w:tcW w:type="dxa" w:w="2140"/>
+            <w:shd w:val="clear" w:color="auto" w:fill="2E5496"/>
+          </w:tcPr>
+          <w:p>
+            <w:r>
+              <w:rPr>
+                <w:b/>
+                <w:color w:val="FFFFFF"/>
+                <w:sz w:val="19"/>
+              </w:rPr>
+              <w:t>Where documented in the tree</w:t>
+            </w:r>
+          </w:p>
+        </w:tc>
+      </w:tr>
+      <w:tr>
+        <w:tc>
+          <w:tcPr>
+            <w:tcW w:type="dxa" w:w="1100"/>
+          </w:tcPr>
+          <w:p>
+            <w:r>
+              <w:rPr>
+                <w:color w:val="202020"/>
+                <w:sz w:val="19"/>
+              </w:rPr>
+              <w:t>Salesforce</w:t>
+            </w:r>
+          </w:p>
+        </w:tc>
+        <w:tc>
+          <w:tcPr>
+            <w:tcW w:type="dxa" w:w="3300"/>
+          </w:tcPr>
+          <w:p>
+            <w:r>
+              <w:rPr>
+                <w:color w:val="202020"/>
+                <w:sz w:val="19"/>
+              </w:rPr>
+              <w:t xml:space="preserve">FLS freshness: field permissions are re-read at most every </w:t>
+            </w:r>
+            <w:r>
+              <w:rPr>
+                <w:rFonts w:ascii="Consolas" w:hAnsi="Consolas"/>
+                <w:color w:val="202020"/>
+                <w:sz w:val="19"/>
+              </w:rPr>
+              <w:t>FLS_CACHE_TTL_HOURS</w:t>
+            </w:r>
+            <w:r>
+              <w:rPr>
+                <w:color w:val="202020"/>
+                <w:sz w:val="19"/>
+              </w:rPr>
+              <w:t xml:space="preserve"> (default 24).</w:t>
+            </w:r>
+          </w:p>
+        </w:tc>
+        <w:tc>
+          <w:tcPr>
+            <w:tcW w:type="dxa" w:w="2820"/>
+          </w:tcPr>
+          <w:p>
+            <w:r>
+              <w:rPr>
+                <w:color w:val="202020"/>
+                <w:sz w:val="19"/>
+              </w:rPr>
+              <w:t>A field restricted in Salesforce mid-window stays indexed until the next fetch — bounded, non-real-time over-sharing lag (same property as entitlement sync).</w:t>
+            </w:r>
+          </w:p>
+        </w:tc>
+        <w:tc>
+          <w:tcPr>
+            <w:tcW w:type="dxa" w:w="2140"/>
+          </w:tcPr>
+          <w:p>
+            <w:r>
+              <w:rPr>
+                <w:rFonts w:ascii="Consolas" w:hAnsi="Consolas"/>
+                <w:color w:val="202020"/>
+                <w:sz w:val="19"/>
+              </w:rPr>
+              <w:t>docs/FLS.md</w:t>
+            </w:r>
+            <w:r>
+              <w:rPr>
+                <w:color w:val="202020"/>
+                <w:sz w:val="19"/>
+              </w:rPr>
+              <w:t xml:space="preserve"> — "Known limits"</w:t>
+            </w:r>
+          </w:p>
+        </w:tc>
+      </w:tr>
+      <w:tr>
+        <w:tc>
+          <w:tcPr>
+            <w:tcW w:type="dxa" w:w="1100"/>
+            <w:shd w:val="clear" w:color="auto" w:fill="F7F9FC"/>
+          </w:tcPr>
+          <w:p>
+            <w:r>
+              <w:rPr>
+                <w:color w:val="202020"/>
+                <w:sz w:val="19"/>
+              </w:rPr>
+              <w:t>Salesforce</w:t>
+            </w:r>
+          </w:p>
+        </w:tc>
+        <w:tc>
+          <w:tcPr>
+            <w:tcW w:type="dxa" w:w="3300"/>
+            <w:shd w:val="clear" w:color="auto" w:fill="F7F9FC"/>
+          </w:tcPr>
+          <w:p>
+            <w:r>
+              <w:rPr>
+                <w:color w:val="202020"/>
+                <w:sz w:val="19"/>
+              </w:rPr>
+              <w:t>FLS scope granularity and non-address compounds: drops are computed against every principal that can read the *object*, not a specific item's ACL; compounds other than addresses have no assembly path and are suppressed.</w:t>
+            </w:r>
+          </w:p>
+        </w:tc>
+        <w:tc>
+          <w:tcPr>
+            <w:tcW w:type="dxa" w:w="2820"/>
+            <w:shd w:val="clear" w:color="auto" w:fill="F7F9FC"/>
+          </w:tcPr>
+          <w:p>
+            <w:r>
+              <w:rPr>
+                <w:color w:val="202020"/>
+                <w:sz w:val="19"/>
+              </w:rPr>
+              <w:t>Over-drops (under-sharing, never a leak) on narrowly shared records, and on any non-address compound an operator selects (the shipped config selects none).</w:t>
+            </w:r>
+          </w:p>
+        </w:tc>
+        <w:tc>
+          <w:tcPr>
+            <w:tcW w:type="dxa" w:w="2140"/>
+            <w:shd w:val="clear" w:color="auto" w:fill="F7F9FC"/>
+          </w:tcPr>
+          <w:p>
+            <w:r>
+              <w:rPr>
+                <w:rFonts w:ascii="Consolas" w:hAnsi="Consolas"/>
+                <w:color w:val="202020"/>
+                <w:sz w:val="19"/>
+              </w:rPr>
+              <w:t>docs/FLS.md</w:t>
+            </w:r>
+            <w:r>
+              <w:rPr>
+                <w:color w:val="202020"/>
+                <w:sz w:val="19"/>
+              </w:rPr>
+              <w:t xml:space="preserve"> — "Known limits"</w:t>
+            </w:r>
+          </w:p>
+        </w:tc>
+      </w:tr>
+      <w:tr>
+        <w:tc>
+          <w:tcPr>
+            <w:tcW w:type="dxa" w:w="1100"/>
+          </w:tcPr>
+          <w:p>
+            <w:r>
+              <w:rPr>
+                <w:color w:val="202020"/>
+                <w:sz w:val="19"/>
+              </w:rPr>
+              <w:t>Clarizen</w:t>
+            </w:r>
+          </w:p>
+        </w:tc>
+        <w:tc>
+          <w:tcPr>
+            <w:tcW w:type="dxa" w:w="3300"/>
+          </w:tcPr>
+          <w:p>
+            <w:r>
+              <w:rPr>
+                <w:color w:val="202020"/>
+                <w:sz w:val="19"/>
+              </w:rPr>
+              <w:t xml:space="preserve">The </w:t>
+            </w:r>
+            <w:r>
+              <w:rPr>
+                <w:rFonts w:ascii="Consolas" w:hAnsi="Consolas"/>
+                <w:color w:val="202020"/>
+                <w:sz w:val="19"/>
+              </w:rPr>
+              <w:t>validate-config</w:t>
+            </w:r>
+            <w:r>
+              <w:rPr>
+                <w:color w:val="202020"/>
+                <w:sz w:val="19"/>
+              </w:rPr>
+              <w:t xml:space="preserve"> stamped-property inventory executes a hard-coded set of stamper call sites — an early, best-effort warning, not the guarantee.</w:t>
+            </w:r>
+          </w:p>
+        </w:tc>
+        <w:tc>
+          <w:tcPr>
+            <w:tcW w:type="dxa" w:w="2820"/>
+          </w:tcPr>
+          <w:p>
+            <w:r>
+              <w:rPr>
+                <w:color w:val="202020"/>
+                <w:sz w:val="19"/>
+              </w:rPr>
+              <w:t>A property stamp added outside those call sites can pass preflight; it is caught by the write-path enforcement instead, which aborts the crawl loudly (zero PUTs, sync cursor held) rather than dead-lettering records.</w:t>
+            </w:r>
+          </w:p>
+        </w:tc>
+        <w:tc>
+          <w:tcPr>
+            <w:tcW w:type="dxa" w:w="2140"/>
+          </w:tcPr>
+          <w:p>
+            <w:r>
+              <w:rPr>
+                <w:rFonts w:ascii="Consolas" w:hAnsi="Consolas"/>
+                <w:color w:val="202020"/>
+                <w:sz w:val="19"/>
+              </w:rPr>
+              <w:t>CHANGELOG.md</w:t>
+            </w:r>
+            <w:r>
+              <w:rPr>
+                <w:color w:val="202020"/>
+                <w:sz w:val="19"/>
+              </w:rPr>
+              <w:t xml:space="preserve"> — round-9 correction and scope note</w:t>
+            </w:r>
+          </w:p>
+        </w:tc>
+      </w:tr>
+      <w:tr>
+        <w:tc>
+          <w:tcPr>
+            <w:tcW w:type="dxa" w:w="1100"/>
+            <w:shd w:val="clear" w:color="auto" w:fill="F7F9FC"/>
+          </w:tcPr>
+          <w:p>
+            <w:r>
+              <w:rPr>
+                <w:color w:val="202020"/>
+                <w:sz w:val="19"/>
+              </w:rPr>
+              <w:t>Seismic</w:t>
+            </w:r>
+          </w:p>
+        </w:tc>
+        <w:tc>
+          <w:tcPr>
+            <w:tcW w:type="dxa" w:w="3300"/>
+            <w:shd w:val="clear" w:color="auto" w:fill="F7F9FC"/>
+          </w:tcPr>
+          <w:p>
+            <w:r>
+              <w:rPr>
+                <w:color w:val="202020"/>
+                <w:sz w:val="19"/>
+              </w:rPr>
+              <w:t>Decision ledger: damage confined to a record's final byte — the closing brace overwritten by one of the four JSON-whitespace bytes, or deleted — is byte-for-byte identical to a torn write.</w:t>
+            </w:r>
+          </w:p>
+        </w:tc>
+        <w:tc>
+          <w:tcPr>
+            <w:tcW w:type="dxa" w:w="2820"/>
+            <w:shd w:val="clear" w:color="auto" w:fill="F7F9FC"/>
+          </w:tcPr>
+          <w:p>
+            <w:r>
+              <w:rPr>
+                <w:color w:val="202020"/>
+                <w:sz w:val="19"/>
+              </w:rPr>
+              <w:t>That one record is dropped quietly: 4 of 67,840 single-byte replacements plus 1 of 265 deletions, all at that one offset; every other measured combination is recovered or refused. Off-box/WORM shipping covers it.</w:t>
+            </w:r>
+          </w:p>
+        </w:tc>
+        <w:tc>
+          <w:tcPr>
+            <w:tcW w:type="dxa" w:w="2140"/>
+            <w:shd w:val="clear" w:color="auto" w:fill="F7F9FC"/>
+          </w:tcPr>
+          <w:p>
+            <w:r>
+              <w:rPr>
+                <w:rFonts w:ascii="Consolas" w:hAnsi="Consolas"/>
+                <w:color w:val="202020"/>
+                <w:sz w:val="19"/>
+              </w:rPr>
+              <w:t>docs/THREAT_MODEL.md</w:t>
+            </w:r>
+            <w:r>
+              <w:rPr>
+                <w:color w:val="202020"/>
+                <w:sz w:val="19"/>
+              </w:rPr>
+              <w:t xml:space="preserve"> (repudiation row); </w:t>
+            </w:r>
+            <w:r>
+              <w:rPr>
+                <w:rFonts w:ascii="Consolas" w:hAnsi="Consolas"/>
+                <w:color w:val="202020"/>
+                <w:sz w:val="19"/>
+              </w:rPr>
+              <w:t>CHANGELOG.md</w:t>
+            </w:r>
+            <w:r>
+              <w:rPr>
+                <w:color w:val="202020"/>
+                <w:sz w:val="19"/>
+              </w:rPr>
+              <w:t xml:space="preserve"> round 10</w:t>
+            </w:r>
+          </w:p>
+        </w:tc>
+      </w:tr>
+      <w:tr>
+        <w:tc>
+          <w:tcPr>
+            <w:tcW w:type="dxa" w:w="1100"/>
+          </w:tcPr>
+          <w:p>
+            <w:r>
+              <w:rPr>
+                <w:color w:val="202020"/>
+                <w:sz w:val="19"/>
+              </w:rPr>
+              <w:t>Seismic</w:t>
+            </w:r>
+          </w:p>
+        </w:tc>
+        <w:tc>
+          <w:tcPr>
+            <w:tcW w:type="dxa" w:w="3300"/>
+          </w:tcPr>
+          <w:p>
+            <w:r>
+              <w:rPr>
+                <w:color w:val="202020"/>
+                <w:sz w:val="19"/>
+              </w:rPr>
+              <w:t>Ledger APPEND access is not defended by the hash chain: an appender who can compute the next hash can add a record that verifies.</w:t>
+            </w:r>
+          </w:p>
+        </w:tc>
+        <w:tc>
+          <w:tcPr>
+            <w:tcW w:type="dxa" w:w="2820"/>
+          </w:tcPr>
+          <w:p>
+            <w:r>
+              <w:rPr>
+                <w:color w:val="202020"/>
+                <w:sz w:val="19"/>
+              </w:rPr>
+              <w:t xml:space="preserve">Monitor </w:t>
+            </w:r>
+            <w:r>
+              <w:rPr>
+                <w:rFonts w:ascii="Consolas" w:hAnsi="Consolas"/>
+                <w:color w:val="202020"/>
+                <w:sz w:val="19"/>
+              </w:rPr>
+              <w:t>LedgerFileDamage.GluedLines</w:t>
+            </w:r>
+            <w:r>
+              <w:rPr>
+                <w:color w:val="202020"/>
+                <w:sz w:val="19"/>
+              </w:rPr>
+              <w:t xml:space="preserve"> rather than line counts, and ship the ledger off-box/WORM.</w:t>
+            </w:r>
+          </w:p>
+        </w:tc>
+        <w:tc>
+          <w:tcPr>
+            <w:tcW w:type="dxa" w:w="2140"/>
+          </w:tcPr>
+          <w:p>
+            <w:r>
+              <w:rPr>
+                <w:rFonts w:ascii="Consolas" w:hAnsi="Consolas"/>
+                <w:color w:val="202020"/>
+                <w:sz w:val="19"/>
+              </w:rPr>
+              <w:t>docs/THREAT_MODEL.md</w:t>
+            </w:r>
+            <w:r>
+              <w:rPr>
+                <w:color w:val="202020"/>
+                <w:sz w:val="19"/>
+              </w:rPr>
+              <w:t xml:space="preserve"> (repudiation row)</w:t>
+            </w:r>
+          </w:p>
+        </w:tc>
+      </w:tr>
+      <w:tr>
+        <w:tc>
+          <w:tcPr>
+            <w:tcW w:type="dxa" w:w="1100"/>
+            <w:shd w:val="clear" w:color="auto" w:fill="F7F9FC"/>
+          </w:tcPr>
+          <w:p>
+            <w:r>
+              <w:rPr>
+                <w:color w:val="202020"/>
+                <w:sz w:val="19"/>
+              </w:rPr>
+              <w:t>Altrata</w:t>
+            </w:r>
+          </w:p>
+        </w:tc>
+        <w:tc>
+          <w:tcPr>
+            <w:tcW w:type="dxa" w:w="3300"/>
+            <w:shd w:val="clear" w:color="auto" w:fill="F7F9FC"/>
+          </w:tcPr>
+          <w:p>
+            <w:r>
+              <w:rPr>
+                <w:color w:val="202020"/>
+                <w:sz w:val="19"/>
+              </w:rPr>
+              <w:t xml:space="preserve">SQL/file backend divergences remain open for values not typed by an operator: blank-padding key folding; no length validation on </w:t>
+            </w:r>
+            <w:r>
+              <w:rPr>
+                <w:rFonts w:ascii="Consolas" w:hAnsi="Consolas"/>
+                <w:color w:val="202020"/>
+                <w:sz w:val="19"/>
+              </w:rPr>
+              <w:t>item_id</w:t>
+            </w:r>
+            <w:r>
+              <w:rPr>
+                <w:color w:val="202020"/>
+                <w:sz w:val="19"/>
+              </w:rPr>
+              <w:t xml:space="preserve"> / </w:t>
+            </w:r>
+            <w:r>
+              <w:rPr>
+                <w:rFonts w:ascii="Consolas" w:hAnsi="Consolas"/>
+                <w:color w:val="202020"/>
+                <w:sz w:val="19"/>
+              </w:rPr>
+              <w:t>delivery_id</w:t>
+            </w:r>
+            <w:r>
+              <w:rPr>
+                <w:color w:val="202020"/>
+                <w:sz w:val="19"/>
+              </w:rPr>
+              <w:t xml:space="preserve"> / </w:t>
+            </w:r>
+            <w:r>
+              <w:rPr>
+                <w:rFonts w:ascii="Consolas" w:hAnsi="Consolas"/>
+                <w:color w:val="202020"/>
+                <w:sz w:val="19"/>
+              </w:rPr>
+              <w:t>[key]</w:t>
+            </w:r>
+            <w:r>
+              <w:rPr>
+                <w:color w:val="202020"/>
+                <w:sz w:val="19"/>
+              </w:rPr>
+              <w:t xml:space="preserve"> / </w:t>
+            </w:r>
+            <w:r>
+              <w:rPr>
+                <w:rFonts w:ascii="Consolas" w:hAnsi="Consolas"/>
+                <w:color w:val="202020"/>
+                <w:sz w:val="19"/>
+              </w:rPr>
+              <w:t>dataset</w:t>
+            </w:r>
+            <w:r>
+              <w:rPr>
+                <w:color w:val="202020"/>
+                <w:sz w:val="19"/>
+              </w:rPr>
+              <w:t xml:space="preserve"> or replayed subject ids; connector-id case divergence on two unmigrated inline primary keys (</w:t>
+            </w:r>
+            <w:r>
+              <w:rPr>
+                <w:rFonts w:ascii="Consolas" w:hAnsi="Consolas"/>
+                <w:color w:val="202020"/>
+                <w:sz w:val="19"/>
+              </w:rPr>
+              <w:t>altrata_checkpoint</w:t>
+            </w:r>
+            <w:r>
+              <w:rPr>
+                <w:color w:val="202020"/>
+                <w:sz w:val="19"/>
+              </w:rPr>
+              <w:t xml:space="preserve">, </w:t>
+            </w:r>
+            <w:r>
+              <w:rPr>
+                <w:rFonts w:ascii="Consolas" w:hAnsi="Consolas"/>
+                <w:color w:val="202020"/>
+                <w:sz w:val="19"/>
+              </w:rPr>
+              <w:t>altrata_leases</w:t>
+            </w:r>
+            <w:r>
+              <w:rPr>
+                <w:color w:val="202020"/>
+                <w:sz w:val="19"/>
+              </w:rPr>
+              <w:t>).</w:t>
+            </w:r>
+          </w:p>
+        </w:tc>
+        <w:tc>
+          <w:tcPr>
+            <w:tcW w:type="dxa" w:w="2820"/>
+            <w:shd w:val="clear" w:color="auto" w:fill="F7F9FC"/>
+          </w:tcPr>
+          <w:p>
+            <w:r>
+              <w:rPr>
+                <w:color w:val="202020"/>
+                <w:sz w:val="19"/>
+              </w:rPr>
+              <w:t xml:space="preserve">Keys differing only in trailing spaces or case can be one key on SQL and two on file; an over-long id replayed from the crosswalk via </w:t>
+            </w:r>
+            <w:r>
+              <w:rPr>
+                <w:rFonts w:ascii="Consolas" w:hAnsi="Consolas"/>
+                <w:color w:val="202020"/>
+                <w:sz w:val="19"/>
+              </w:rPr>
+              <w:t>--email</w:t>
+            </w:r>
+            <w:r>
+              <w:rPr>
+                <w:color w:val="202020"/>
+                <w:sz w:val="19"/>
+              </w:rPr>
+              <w:t xml:space="preserve"> (not operator-typed — those are refused at entry) can raise SQL error 8152 mid-erase.</w:t>
+            </w:r>
+          </w:p>
+        </w:tc>
+        <w:tc>
+          <w:tcPr>
+            <w:tcW w:type="dxa" w:w="2140"/>
+            <w:shd w:val="clear" w:color="auto" w:fill="F7F9FC"/>
+          </w:tcPr>
+          <w:p>
+            <w:r>
+              <w:rPr>
+                <w:rFonts w:ascii="Consolas" w:hAnsi="Consolas"/>
+                <w:color w:val="202020"/>
+                <w:sz w:val="19"/>
+              </w:rPr>
+              <w:t>docs/SQL_CONTRACT.md</w:t>
+            </w:r>
+            <w:r>
+              <w:rPr>
+                <w:color w:val="202020"/>
+                <w:sz w:val="19"/>
+              </w:rPr>
+              <w:t xml:space="preserve"> — residuals table; </w:t>
+            </w:r>
+            <w:r>
+              <w:rPr>
+                <w:rFonts w:ascii="Consolas" w:hAnsi="Consolas"/>
+                <w:color w:val="202020"/>
+                <w:sz w:val="19"/>
+              </w:rPr>
+              <w:t>docs/ERASURE.md</w:t>
+            </w:r>
+          </w:p>
+        </w:tc>
+      </w:tr>
+      <w:tr>
+        <w:tc>
+          <w:tcPr>
+            <w:tcW w:type="dxa" w:w="1100"/>
+          </w:tcPr>
+          <w:p>
+            <w:r>
+              <w:rPr>
+                <w:color w:val="202020"/>
+                <w:sz w:val="19"/>
+              </w:rPr>
+              <w:t>Altrata</w:t>
+            </w:r>
+          </w:p>
+        </w:tc>
+        <w:tc>
+          <w:tcPr>
+            <w:tcW w:type="dxa" w:w="3300"/>
+          </w:tcPr>
+          <w:p>
+            <w:r>
+              <w:rPr>
+                <w:color w:val="202020"/>
+                <w:sz w:val="19"/>
+              </w:rPr>
+              <w:t xml:space="preserve">No live SQL Server in the test environment: the SQL half of the divergence claims is verified against the parsed DDL and SQL semantics, never executed; the rollback-masking guard is IL-scoped to the </w:t>
+            </w:r>
+            <w:r>
+              <w:rPr>
+                <w:rFonts w:ascii="Consolas" w:hAnsi="Consolas"/>
+                <w:color w:val="202020"/>
+                <w:sz w:val="19"/>
+              </w:rPr>
+              <w:t>SqlStateStore</w:t>
+            </w:r>
+            <w:r>
+              <w:rPr>
+                <w:color w:val="202020"/>
+                <w:sz w:val="19"/>
+              </w:rPr>
+              <w:t xml:space="preserve"> class.</w:t>
+            </w:r>
+          </w:p>
+        </w:tc>
+        <w:tc>
+          <w:tcPr>
+            <w:tcW w:type="dxa" w:w="2820"/>
+          </w:tcPr>
+          <w:p>
+            <w:r>
+              <w:rPr>
+                <w:color w:val="202020"/>
+                <w:sz w:val="19"/>
+              </w:rPr>
+              <w:t>That a live server behaves as its declared collation and widths say is unproven — needs an integration environment.</w:t>
+            </w:r>
+          </w:p>
+        </w:tc>
+        <w:tc>
+          <w:tcPr>
+            <w:tcW w:type="dxa" w:w="2140"/>
+          </w:tcPr>
+          <w:p>
+            <w:r>
+              <w:rPr>
+                <w:rFonts w:ascii="Consolas" w:hAnsi="Consolas"/>
+                <w:color w:val="202020"/>
+                <w:sz w:val="19"/>
+              </w:rPr>
+              <w:t>docs/SQL_CONTRACT.md</w:t>
+            </w:r>
+            <w:r>
+              <w:rPr>
+                <w:color w:val="202020"/>
+                <w:sz w:val="19"/>
+              </w:rPr>
+              <w:t xml:space="preserve"> — "What is NOT verified here"</w:t>
+            </w:r>
+          </w:p>
+        </w:tc>
+      </w:tr>
+      <w:tr>
+        <w:tc>
+          <w:tcPr>
+            <w:tcW w:type="dxa" w:w="1100"/>
+            <w:shd w:val="clear" w:color="auto" w:fill="F7F9FC"/>
+          </w:tcPr>
+          <w:p>
+            <w:r>
+              <w:rPr>
+                <w:color w:val="202020"/>
+                <w:sz w:val="19"/>
+              </w:rPr>
+              <w:t>Hadoop BDH</w:t>
+            </w:r>
+          </w:p>
+        </w:tc>
+        <w:tc>
+          <w:tcPr>
+            <w:tcW w:type="dxa" w:w="3300"/>
+            <w:shd w:val="clear" w:color="auto" w:fill="F7F9FC"/>
+          </w:tcPr>
+          <w:p>
+            <w:r>
+              <w:rPr>
+                <w:color w:val="202020"/>
+                <w:sz w:val="19"/>
+              </w:rPr>
+              <w:t>Coarse ACLs (</w:t>
+            </w:r>
+            <w:r>
+              <w:rPr>
+                <w:rFonts w:ascii="Consolas" w:hAnsi="Consolas"/>
+                <w:color w:val="202020"/>
+                <w:sz w:val="19"/>
+              </w:rPr>
+              <w:t>group</w:t>
+            </w:r>
+            <w:r>
+              <w:rPr>
+                <w:color w:val="202020"/>
+                <w:sz w:val="19"/>
+              </w:rPr>
+              <w:t xml:space="preserve"> / </w:t>
+            </w:r>
+            <w:r>
+              <w:rPr>
+                <w:rFonts w:ascii="Consolas" w:hAnsi="Consolas"/>
+                <w:color w:val="202020"/>
+                <w:sz w:val="19"/>
+              </w:rPr>
+              <w:t>public</w:t>
+            </w:r>
+            <w:r>
+              <w:rPr>
+                <w:color w:val="202020"/>
+                <w:sz w:val="19"/>
+              </w:rPr>
+              <w:t xml:space="preserve">) over-share </w:t>
+            </w:r>
+            <w:r>
+              <w:rPr>
+                <w:b/>
+                <w:color w:val="202020"/>
+                <w:sz w:val="19"/>
+              </w:rPr>
+              <w:t>by design</w:t>
+            </w:r>
+            <w:r>
+              <w:rPr>
+                <w:color w:val="202020"/>
+                <w:sz w:val="19"/>
+              </w:rPr>
+              <w:t xml:space="preserve"> — BDH mirrors the source's data, not its authorisation model. The attestation control makes the exposure visible and signed-off; it does not reduce it (interim pending the Apache Ranger integration).</w:t>
+            </w:r>
+          </w:p>
+        </w:tc>
+        <w:tc>
+          <w:tcPr>
+            <w:tcW w:type="dxa" w:w="2820"/>
+            <w:shd w:val="clear" w:color="auto" w:fill="F7F9FC"/>
+          </w:tcPr>
+          <w:p>
+            <w:r>
+              <w:rPr>
+                <w:color w:val="202020"/>
+                <w:sz w:val="19"/>
+              </w:rPr>
+              <w:t xml:space="preserve">Anything indexed under a coarse mode is over-shared relative to the system of record. Reduce it with a narrower </w:t>
+            </w:r>
+            <w:r>
+              <w:rPr>
+                <w:rFonts w:ascii="Consolas" w:hAnsi="Consolas"/>
+                <w:color w:val="202020"/>
+                <w:sz w:val="19"/>
+              </w:rPr>
+              <w:t>aclMode</w:t>
+            </w:r>
+            <w:r>
+              <w:rPr>
+                <w:color w:val="202020"/>
+                <w:sz w:val="19"/>
+              </w:rPr>
+              <w:t xml:space="preserve">, tighter </w:t>
+            </w:r>
+            <w:r>
+              <w:rPr>
+                <w:rFonts w:ascii="Consolas" w:hAnsi="Consolas"/>
+                <w:color w:val="202020"/>
+                <w:sz w:val="19"/>
+              </w:rPr>
+              <w:t>filters.json</w:t>
+            </w:r>
+            <w:r>
+              <w:rPr>
+                <w:color w:val="202020"/>
+                <w:sz w:val="19"/>
+              </w:rPr>
+              <w:t xml:space="preserve">, </w:t>
+            </w:r>
+            <w:r>
+              <w:rPr>
+                <w:rFonts w:ascii="Consolas" w:hAnsi="Consolas"/>
+                <w:color w:val="202020"/>
+                <w:sz w:val="19"/>
+              </w:rPr>
+              <w:t>columnPolicies</w:t>
+            </w:r>
+            <w:r>
+              <w:rPr>
+                <w:color w:val="202020"/>
+                <w:sz w:val="19"/>
+              </w:rPr>
+              <w:t xml:space="preserve">, or </w:t>
+            </w:r>
+            <w:r>
+              <w:rPr>
+                <w:rFonts w:ascii="Consolas" w:hAnsi="Consolas"/>
+                <w:color w:val="202020"/>
+                <w:sz w:val="19"/>
+              </w:rPr>
+              <w:t>CLASSIFICATION_ENFORCE_ACL</w:t>
+            </w:r>
+            <w:r>
+              <w:rPr>
+                <w:color w:val="202020"/>
+                <w:sz w:val="19"/>
+              </w:rPr>
+              <w:t>.</w:t>
+            </w:r>
+          </w:p>
+        </w:tc>
+        <w:tc>
+          <w:tcPr>
+            <w:tcW w:type="dxa" w:w="2140"/>
+            <w:shd w:val="clear" w:color="auto" w:fill="F7F9FC"/>
+          </w:tcPr>
+          <w:p>
+            <w:r>
+              <w:rPr>
+                <w:rFonts w:ascii="Consolas" w:hAnsi="Consolas"/>
+                <w:color w:val="202020"/>
+                <w:sz w:val="19"/>
+              </w:rPr>
+              <w:t>docs/ACL_POSTURE.md</w:t>
+            </w:r>
+            <w:r>
+              <w:rPr>
+                <w:color w:val="202020"/>
+                <w:sz w:val="19"/>
+              </w:rPr>
+              <w:t xml:space="preserve">; </w:t>
+            </w:r>
+            <w:r>
+              <w:rPr>
+                <w:rFonts w:ascii="Consolas" w:hAnsi="Consolas"/>
+                <w:color w:val="202020"/>
+                <w:sz w:val="19"/>
+              </w:rPr>
+              <w:t>docs/THREAT_MODEL.md</w:t>
+            </w:r>
+          </w:p>
+        </w:tc>
+      </w:tr>
+      <w:tr>
+        <w:tc>
+          <w:tcPr>
+            <w:tcW w:type="dxa" w:w="1100"/>
+          </w:tcPr>
+          <w:p>
+            <w:r>
+              <w:rPr>
+                <w:color w:val="202020"/>
+                <w:sz w:val="19"/>
+              </w:rPr>
+              <w:t>Hadoop BDH</w:t>
+            </w:r>
+          </w:p>
+        </w:tc>
+        <w:tc>
+          <w:tcPr>
+            <w:tcW w:type="dxa" w:w="3300"/>
+          </w:tcPr>
+          <w:p>
+            <w:r>
+              <w:rPr>
+                <w:color w:val="202020"/>
+                <w:sz w:val="19"/>
+              </w:rPr>
+              <w:t xml:space="preserve">The </w:t>
+            </w:r>
+            <w:r>
+              <w:rPr>
+                <w:rFonts w:ascii="Consolas" w:hAnsi="Consolas"/>
+                <w:color w:val="202020"/>
+                <w:sz w:val="19"/>
+              </w:rPr>
+              <w:t>--strict</w:t>
+            </w:r>
+            <w:r>
+              <w:rPr>
+                <w:color w:val="202020"/>
+                <w:sz w:val="19"/>
+              </w:rPr>
+              <w:t xml:space="preserve"> verdict is flag-invariant for every config file that exists; the one deliberately flag-judged case is an </w:t>
+            </w:r>
+            <w:r>
+              <w:rPr>
+                <w:b/>
+                <w:color w:val="202020"/>
+                <w:sz w:val="19"/>
+              </w:rPr>
+              <w:t>absent</w:t>
+            </w:r>
+            <w:r>
+              <w:rPr>
+                <w:color w:val="202020"/>
+                <w:sz w:val="19"/>
+              </w:rPr>
+              <w:t xml:space="preserve"> </w:t>
+            </w:r>
+            <w:r>
+              <w:rPr>
+                <w:rFonts w:ascii="Consolas" w:hAnsi="Consolas"/>
+                <w:color w:val="202020"/>
+                <w:sz w:val="19"/>
+              </w:rPr>
+              <w:t>classification.json</w:t>
+            </w:r>
+            <w:r>
+              <w:rPr>
+                <w:color w:val="202020"/>
+                <w:sz w:val="19"/>
+              </w:rPr>
+              <w:t xml:space="preserve"> with </w:t>
+            </w:r>
+            <w:r>
+              <w:rPr>
+                <w:rFonts w:ascii="Consolas" w:hAnsi="Consolas"/>
+                <w:color w:val="202020"/>
+                <w:sz w:val="19"/>
+              </w:rPr>
+              <w:t>CLASSIFICATION</w:t>
+            </w:r>
+            <w:r>
+              <w:rPr>
+                <w:color w:val="202020"/>
+                <w:sz w:val="19"/>
+              </w:rPr>
+              <w:t xml:space="preserve"> off.</w:t>
+            </w:r>
+          </w:p>
+        </w:tc>
+        <w:tc>
+          <w:tcPr>
+            <w:tcW w:type="dxa" w:w="2820"/>
+          </w:tcPr>
+          <w:p>
+            <w:r>
+              <w:rPr>
+                <w:color w:val="202020"/>
+                <w:sz w:val="19"/>
+              </w:rPr>
+              <w:t xml:space="preserve">Enabling </w:t>
+            </w:r>
+            <w:r>
+              <w:rPr>
+                <w:rFonts w:ascii="Consolas" w:hAnsi="Consolas"/>
+                <w:color w:val="202020"/>
+                <w:sz w:val="19"/>
+              </w:rPr>
+              <w:t>CLASSIFICATION</w:t>
+            </w:r>
+            <w:r>
+              <w:rPr>
+                <w:color w:val="202020"/>
+                <w:sz w:val="19"/>
+              </w:rPr>
+              <w:t xml:space="preserve"> means authoring the file in that same change — preflight will not have judged its absence beforehand.</w:t>
+            </w:r>
+          </w:p>
+        </w:tc>
+        <w:tc>
+          <w:tcPr>
+            <w:tcW w:type="dxa" w:w="2140"/>
+          </w:tcPr>
+          <w:p>
+            <w:r>
+              <w:rPr>
+                <w:rFonts w:ascii="Consolas" w:hAnsi="Consolas"/>
+                <w:color w:val="202020"/>
+                <w:sz w:val="19"/>
+              </w:rPr>
+              <w:t>CHANGELOG.md</w:t>
+            </w:r>
+            <w:r>
+              <w:rPr>
+                <w:color w:val="202020"/>
+                <w:sz w:val="19"/>
+              </w:rPr>
+              <w:t xml:space="preserve">; </w:t>
+            </w:r>
+            <w:r>
+              <w:rPr>
+                <w:rFonts w:ascii="Consolas" w:hAnsi="Consolas"/>
+                <w:color w:val="202020"/>
+                <w:sz w:val="19"/>
+              </w:rPr>
+              <w:t>Commands/ValidateConfig.cs</w:t>
+            </w:r>
+          </w:p>
+        </w:tc>
+      </w:tr>
+    </w:tbl>
+    <w:p>
+      <w:pPr>
+        <w:spacing w:after="40"/>
+      </w:pPr>
+    </w:p>
+    <w:tbl>
+      <w:tblPr>
+        <w:tblW w:type="auto" w:w="0"/>
+        <w:tblLayout w:type="fixed"/>
+        <w:tblLook w:firstColumn="1" w:firstRow="1" w:lastColumn="0" w:lastRow="0" w:noHBand="0" w:noVBand="1" w:val="04A0"/>
+      </w:tblPr>
+      <w:tblGrid>
+        <w:gridCol w:w="9360"/>
+      </w:tblGrid>
+      <w:tr>
+        <w:tc>
+          <w:tcPr>
+            <w:tcW w:type="dxa" w:w="9360"/>
+            <w:shd w:val="clear" w:color="auto" w:fill="FBEDD6"/>
+            <w:tcBorders>
+              <w:top w:val="single" w:sz="4" w:space="0" w:color="C77700"/>
+              <w:left w:val="single" w:sz="24" w:space="0" w:color="C77700"/>
+              <w:bottom w:val="single" w:sz="4" w:space="0" w:color="C77700"/>
+              <w:right w:val="single" w:sz="4" w:space="0" w:color="C77700"/>
+            </w:tcBorders>
+          </w:tcPr>
+          <w:p>
+            <w:r>
+              <w:rPr>
+                <w:b/>
+                <w:color w:val="C77700"/>
+              </w:rPr>
+              <w:t xml:space="preserve">Important: </w:t>
+            </w:r>
+            <w:r>
+              <w:rPr>
+                <w:color w:val="202020"/>
+                <w:sz w:val="20"/>
+              </w:rPr>
+              <w:t>This table is a signpost, not the authority. Each connector's guide states its own residuals in full, and the tree (</w:t>
+            </w:r>
+            <w:r>
+              <w:rPr>
+                <w:rFonts w:ascii="Consolas" w:hAnsi="Consolas"/>
+                <w:color w:val="202020"/>
+                <w:sz w:val="19"/>
+              </w:rPr>
+              <w:t>CHANGELOG.md</w:t>
+            </w:r>
+            <w:r>
+              <w:rPr>
+                <w:color w:val="202020"/>
+                <w:sz w:val="20"/>
+              </w:rPr>
+              <w:t xml:space="preserve">, </w:t>
+            </w:r>
+            <w:r>
+              <w:rPr>
+                <w:rFonts w:ascii="Consolas" w:hAnsi="Consolas"/>
+                <w:color w:val="202020"/>
+                <w:sz w:val="19"/>
+              </w:rPr>
+              <w:t>docs/</w:t>
+            </w:r>
+            <w:r>
+              <w:rPr>
+                <w:color w:val="202020"/>
+                <w:sz w:val="20"/>
+              </w:rPr>
+              <w:t>) is the source of record — if this table and a tree ever disagree, the tree wins.</w:t>
             </w:r>
           </w:p>
         </w:tc>

--- a/Operator_Guides/00_Tenant_and_Common_Concepts_Guide.docx
+++ b/Operator_Guides/00_Tenant_and_Common_Concepts_Guide.docx
@@ -187,7 +187,7 @@
                 <w:color w:val="202020"/>
                 <w:sz w:val="20"/>
               </w:rPr>
-              <w:t>20 July 2026 (adversarial hardening release)</w:t>
+              <w:t>14 August 2026 (adversarial hardening release; architecture and test figures re-measured)</w:t>
             </w:r>
           </w:p>
         </w:tc>
@@ -604,7 +604,7 @@
         <w:rPr>
           <w:color w:val="202020"/>
         </w:rPr>
-        <w:t xml:space="preserve"> C#/.NET 10 engine. Each is fully self-contained: it has its own solution, its own configuration, its own Windows service, its own Microsoft Graph connection(s) and its own copy of the shared engine. </w:t>
+        <w:t xml:space="preserve"> C#/.NET 10 engine — and since 12 August 2026 that engine is one shared project, Connector.Chassis (version 1.18.0), which all five connectors reference from source instead of each carrying a copy; a conformance check on every change fails if a connector stops referencing it. Sharing is real but not yet total: 9 of the chassis's 23 modules are used from the shared project by all five, and 67 per-connector copies of the remaining modules are still declared in a register the same check enforces (section 6). Each connector still has its own solution, its own configuration, its own Windows service and its own Microsoft Graph connection(s), and each runs as its own process. </w:t>
       </w:r>
       <w:r>
         <w:rPr>
@@ -4007,7 +4007,7 @@
           <w:color w:val="595959"/>
           <w:sz w:val="23"/>
         </w:rPr>
-        <w:t>Every connector carries its own copy of the same engine — the "chassis". Nothing is shared between connectors at runtime; they are simply built the same way. This section explains each shared part in plain language and why it matters to you. Section 6.13 is a one-look summary table.</w:t>
+        <w:t>The five connectors share one engine — the "chassis". Since 12 August 2026 it is a single project, Connector.Chassis (version 1.18.0), that every connector references from source: no connector carries its own copy of it any more, and a conformance check on every change re-reads each connector's project file and fails if that reference is gone. Sharing is not yet total. Of the chassis's 23 modules, 9 are used from the shared project by all five connectors; 67 per-connector copies of the remaining modules are still declared in a register that the same check enforces — an undeclared copy fails it, and so does a register entry whose copy no longer exists. That count is a ratchet and it is coming down. At runtime the connectors stay independent: separate processes, separate state, nothing shared between them. This section explains each shared part in plain language and why it matters to you. Section 6.13 is a one-look summary table.</w:t>
       </w:r>
     </w:p>
     <w:p>
@@ -21538,26 +21538,26 @@
           <w:b/>
           <w:color w:val="202020"/>
         </w:rPr>
-        <w:t>20 July 2026</w:t>
-      </w:r>
-      <w:r>
-        <w:rPr>
-          <w:color w:val="202020"/>
-        </w:rPr>
-        <w:t xml:space="preserve">, the five suites pass in full — </w:t>
+        <w:t>14 August 2026</w:t>
+      </w:r>
+      <w:r>
+        <w:rPr>
+          <w:color w:val="202020"/>
+        </w:rPr>
+        <w:t xml:space="preserve">, the shared chassis and the five connector suites pass in full — </w:t>
       </w:r>
       <w:r>
         <w:rPr>
           <w:b/>
           <w:color w:val="202020"/>
         </w:rPr>
-        <w:t>4,824 tests, 0 warnings, 0 failures</w:t>
-      </w:r>
-      <w:r>
-        <w:rPr>
-          <w:color w:val="202020"/>
-        </w:rPr>
-        <w:t>, independently measured across all five connectors:</w:t>
+        <w:t>5,445 tests, 0 failures, 0 skipped</w:t>
+      </w:r>
+      <w:r>
+        <w:rPr>
+          <w:color w:val="202020"/>
+        </w:rPr>
+        <w:t>, re-measured from CI on both windows-latest and ubuntu-latest, with identical counts on each:</w:t>
       </w:r>
     </w:p>
     <w:tbl>
@@ -21592,7 +21592,7 @@
                 <w:color w:val="FFFFFF"/>
                 <w:sz w:val="19"/>
               </w:rPr>
-              <w:t>Connector</w:t>
+              <w:t>Suite</w:t>
             </w:r>
           </w:p>
         </w:tc>
@@ -21608,7 +21608,7 @@
                 <w:color w:val="FFFFFF"/>
                 <w:sz w:val="19"/>
               </w:rPr>
-              <w:t>Tests passing (measured 20 July 2026)</w:t>
+              <w:t>Tests passing (measured 14 August 2026)</w:t>
             </w:r>
           </w:p>
         </w:tc>
@@ -21624,7 +21624,7 @@
                 <w:color w:val="202020"/>
                 <w:sz w:val="19"/>
               </w:rPr>
-              <w:t>Salesforce</w:t>
+              <w:t>Connector.Chassis (the shared engine)</w:t>
             </w:r>
           </w:p>
         </w:tc>
@@ -21638,7 +21638,7 @@
                 <w:color w:val="202020"/>
                 <w:sz w:val="19"/>
               </w:rPr>
-              <w:t>1,206</w:t>
+              <w:t>558</w:t>
             </w:r>
           </w:p>
         </w:tc>
@@ -21647,18 +21647,33 @@
         <w:tc>
           <w:tcPr>
             <w:tcW w:type="dxa" w:w="4680"/>
-            <w:shd w:val="clear" w:color="auto" w:fill="F7F9FC"/>
-          </w:tcPr>
-          <w:p>
-            <w:r>
-              <w:rPr>
-                <w:color w:val="202020"/>
-                <w:sz w:val="19"/>
-              </w:rPr>
-              <w:t>Seismic</w:t>
-            </w:r>
-          </w:p>
-        </w:tc>
+          </w:tcPr>
+          <w:p>
+            <w:r>
+              <w:rPr>
+                <w:color w:val="202020"/>
+                <w:sz w:val="19"/>
+              </w:rPr>
+              <w:t>Salesforce</w:t>
+            </w:r>
+          </w:p>
+        </w:tc>
+        <w:tc>
+          <w:tcPr>
+            <w:tcW w:type="dxa" w:w="4680"/>
+          </w:tcPr>
+          <w:p>
+            <w:r>
+              <w:rPr>
+                <w:color w:val="202020"/>
+                <w:sz w:val="19"/>
+              </w:rPr>
+              <w:t>1,213</w:t>
+            </w:r>
+          </w:p>
+        </w:tc>
+      </w:tr>
+      <w:tr>
         <w:tc>
           <w:tcPr>
             <w:tcW w:type="dxa" w:w="4680"/>
@@ -21670,7 +21685,22 @@
                 <w:color w:val="202020"/>
                 <w:sz w:val="19"/>
               </w:rPr>
-              <w:t>1,017</w:t>
+              <w:t>Seismic</w:t>
+            </w:r>
+          </w:p>
+        </w:tc>
+        <w:tc>
+          <w:tcPr>
+            <w:tcW w:type="dxa" w:w="4680"/>
+            <w:shd w:val="clear" w:color="auto" w:fill="F7F9FC"/>
+          </w:tcPr>
+          <w:p>
+            <w:r>
+              <w:rPr>
+                <w:color w:val="202020"/>
+                <w:sz w:val="19"/>
+              </w:rPr>
+              <w:t>1,025</w:t>
             </w:r>
           </w:p>
         </w:tc>
@@ -21700,7 +21730,7 @@
                 <w:color w:val="202020"/>
                 <w:sz w:val="19"/>
               </w:rPr>
-              <w:t>981</w:t>
+              <w:t>988</w:t>
             </w:r>
           </w:p>
         </w:tc>
@@ -21732,7 +21762,7 @@
                 <w:color w:val="202020"/>
                 <w:sz w:val="19"/>
               </w:rPr>
-              <w:t>877</w:t>
+              <w:t>897</w:t>
             </w:r>
           </w:p>
         </w:tc>
@@ -21762,7 +21792,7 @@
                 <w:color w:val="202020"/>
                 <w:sz w:val="19"/>
               </w:rPr>
-              <w:t>743</w:t>
+              <w:t>764</w:t>
             </w:r>
           </w:p>
         </w:tc>
@@ -21796,14 +21826,14 @@
                 <w:color w:val="202020"/>
                 <w:sz w:val="19"/>
               </w:rPr>
-              <w:t>4,824</w:t>
-            </w:r>
-            <w:r>
-              <w:rPr>
-                <w:color w:val="202020"/>
-                <w:sz w:val="19"/>
-              </w:rPr>
-              <w:t xml:space="preserve"> (0 warnings, 0 failures)</w:t>
+              <w:t>5,445</w:t>
+            </w:r>
+            <w:r>
+              <w:rPr>
+                <w:color w:val="202020"/>
+                <w:sz w:val="19"/>
+              </w:rPr>
+              <w:t xml:space="preserve"> (0 failures, 0 skipped)</w:t>
             </w:r>
           </w:p>
         </w:tc>
@@ -22408,7 +22438,7 @@
         <w:rPr>
           <w:color w:val="2E5496"/>
         </w:rPr>
-        <w:t>15.7 Fleet-wide known-open items (20 July 2026)</w:t>
+        <w:t>15.7 Fleet-wide known-open items (re-checked 14 August 2026)</w:t>
       </w:r>
     </w:p>
     <w:p>
@@ -22447,7 +22477,7 @@
         <w:rPr>
           <w:color w:val="202020"/>
         </w:rPr>
-        <w:t xml:space="preserve"> on 20 July 2026. These are the residuals </w:t>
+        <w:t xml:space="preserve"> on 20 July 2026, and re-checked against those same documents on 14 August 2026, where each still stands as written. These are the residuals </w:t>
       </w:r>
       <w:r>
         <w:rPr>

--- a/Operator_Guides/00_Tenant_and_Common_Concepts_Guide.docx
+++ b/Operator_Guides/00_Tenant_and_Common_Concepts_Guide.docx
@@ -5883,7 +5883,7 @@
           <w:color w:val="202020"/>
           <w:sz w:val="19"/>
         </w:rPr>
-        <w:t>SensitivityLabel</w:t>
+        <w:t>advisorySensitivity</w:t>
       </w:r>
       <w:r>
         <w:rPr>
@@ -18642,7 +18642,7 @@
           <w:color w:val="202020"/>
           <w:sz w:val="20"/>
         </w:rPr>
-        <w:t>Optional stamping of each item with SensitivityLabel (Public&lt;Internal&lt;Confidential&lt;Restricted) and DetectedCategories (PII/PCI/Secret).</w:t>
+        <w:t>Optional stamping of each item with advisorySensitivity (Public&lt;Internal&lt;Confidential&lt;Restricted) and DetectedCategories (PII/PCI/Secret).</w:t>
       </w:r>
     </w:p>
     <w:p>
@@ -19600,7 +19600,7 @@
           <w:color w:val="202020"/>
           <w:sz w:val="19"/>
         </w:rPr>
-        <w:t>SensitivityLabel</w:t>
+        <w:t>advisorySensitivity</w:t>
       </w:r>
       <w:r>
         <w:rPr>
@@ -20462,7 +20462,7 @@
           <w:color w:val="202020"/>
           <w:sz w:val="19"/>
         </w:rPr>
-        <w:t>SensitivityLabel</w:t>
+        <w:t>advisorySensitivity</w:t>
       </w:r>
       <w:r>
         <w:rPr>
@@ -21274,7 +21274,7 @@
                 <w:color w:val="202020"/>
                 <w:sz w:val="19"/>
               </w:rPr>
-              <w:t>SensitivityLabel = advisory tag, NOT a Purview label</w:t>
+              <w:t>advisorySensitivity = advisory tag, NOT a Purview label</w:t>
             </w:r>
           </w:p>
         </w:tc>
